--- a/Actividad 2 Unidad 2 usuarioCOmputadora/Actividad 2 de Usuario COmputadora Unidad 2.docx
+++ b/Actividad 2 Unidad 2 usuarioCOmputadora/Actividad 2 de Usuario COmputadora Unidad 2.docx
@@ -1,6 +1,6 @@
 
 <file path=word/document.xml><?xml version="1.0" encoding="utf-8"?>
-<w:document xmlns:wpc="http://schemas.microsoft.com/office/word/2010/wordprocessingCanvas" xmlns:cx="http://schemas.microsoft.com/office/drawing/2014/chartex" xmlns:cx1="http://schemas.microsoft.com/office/drawing/2015/9/8/chartex" xmlns:cx2="http://schemas.microsoft.com/office/drawing/2015/10/21/chartex" xmlns:cx3="http://schemas.microsoft.com/office/drawing/2016/5/9/chartex" xmlns:cx4="http://schemas.microsoft.com/office/drawing/2016/5/10/chartex" xmlns:cx5="http://schemas.microsoft.com/office/drawing/2016/5/11/chartex" xmlns:cx6="http://schemas.microsoft.com/office/drawing/2016/5/12/chartex" xmlns:cx7="http://schemas.microsoft.com/office/drawing/2016/5/13/chartex" xmlns:cx8="http://schemas.microsoft.com/office/drawing/2016/5/14/chartex" xmlns:mc="http://schemas.openxmlformats.org/markup-compatibility/2006" xmlns:aink="http://schemas.microsoft.com/office/drawing/2016/ink" xmlns:am3d="http://schemas.microsoft.com/office/drawing/2017/model3d" xmlns:o="urn:schemas-microsoft-com:office:office" xmlns:oel="http://schemas.microsoft.com/office/2019/extlst" xmlns:r="http://schemas.openxmlformats.org/officeDocument/2006/relationships" xmlns:m="http://schemas.openxmlformats.org/officeDocument/2006/math" xmlns:v="urn:schemas-microsoft-com:vml" xmlns:wp14="http://schemas.microsoft.com/office/word/2010/wordprocessingDrawing" xmlns:wp="http://schemas.openxmlformats.org/drawingml/2006/wordprocessingDrawing" xmlns:w10="urn:schemas-microsoft-com:office:word" xmlns:w="http://schemas.openxmlformats.org/wordprocessingml/2006/main" xmlns:w14="http://schemas.microsoft.com/office/word/2010/wordml" xmlns:w15="http://schemas.microsoft.com/office/word/2012/wordml" xmlns:w16cex="http://schemas.microsoft.com/office/word/2018/wordml/cex" xmlns:w16cid="http://schemas.microsoft.com/office/word/2016/wordml/cid" xmlns:w16="http://schemas.microsoft.com/office/word/2018/wordml" xmlns:w16du="http://schemas.microsoft.com/office/word/2023/wordml/word16du" xmlns:w16sdtdh="http://schemas.microsoft.com/office/word/2020/wordml/sdtdatahash" xmlns:w16se="http://schemas.microsoft.com/office/word/2015/wordml/symex" xmlns:wpg="http://schemas.microsoft.com/office/word/2010/wordprocessingGroup" xmlns:wpi="http://schemas.microsoft.com/office/word/2010/wordprocessingInk" xmlns:wne="http://schemas.microsoft.com/office/word/2006/wordml" xmlns:wps="http://schemas.microsoft.com/office/word/2010/wordprocessingShape" mc:Ignorable="w14 w15 w16se w16cid w16 w16cex w16sdtdh w16du wp14">
+<w:document xmlns:wpc="http://schemas.microsoft.com/office/word/2010/wordprocessingCanvas" xmlns:cx="http://schemas.microsoft.com/office/drawing/2014/chartex" xmlns:cx1="http://schemas.microsoft.com/office/drawing/2015/9/8/chartex" xmlns:cx2="http://schemas.microsoft.com/office/drawing/2015/10/21/chartex" xmlns:cx3="http://schemas.microsoft.com/office/drawing/2016/5/9/chartex" xmlns:cx4="http://schemas.microsoft.com/office/drawing/2016/5/10/chartex" xmlns:cx5="http://schemas.microsoft.com/office/drawing/2016/5/11/chartex" xmlns:cx6="http://schemas.microsoft.com/office/drawing/2016/5/12/chartex" xmlns:cx7="http://schemas.microsoft.com/office/drawing/2016/5/13/chartex" xmlns:cx8="http://schemas.microsoft.com/office/drawing/2016/5/14/chartex" xmlns:mc="http://schemas.openxmlformats.org/markup-compatibility/2006" xmlns:aink="http://schemas.microsoft.com/office/drawing/2016/ink" xmlns:am3d="http://schemas.microsoft.com/office/drawing/2017/model3d" xmlns:o="urn:schemas-microsoft-com:office:office" xmlns:oel="http://schemas.microsoft.com/office/2019/extlst" xmlns:r="http://schemas.openxmlformats.org/officeDocument/2006/relationships" xmlns:m="http://schemas.openxmlformats.org/officeDocument/2006/math" xmlns:v="urn:schemas-microsoft-com:vml" xmlns:wp14="http://schemas.microsoft.com/office/word/2010/wordprocessingDrawing" xmlns:wp="http://schemas.openxmlformats.org/drawingml/2006/wordprocessingDrawing" xmlns:w10="urn:schemas-microsoft-com:office:word" xmlns:w="http://schemas.openxmlformats.org/wordprocessingml/2006/main" xmlns:w14="http://schemas.microsoft.com/office/word/2010/wordml" xmlns:w15="http://schemas.microsoft.com/office/word/2012/wordml" xmlns:w16cex="http://schemas.microsoft.com/office/word/2018/wordml/cex" xmlns:w16cid="http://schemas.microsoft.com/office/word/2016/wordml/cid" xmlns:w16="http://schemas.microsoft.com/office/word/2018/wordml" xmlns:w16du="http://schemas.microsoft.com/office/word/2023/wordml/word16du" xmlns:w16sdtdh="http://schemas.microsoft.com/office/word/2020/wordml/sdtdatahash" xmlns:w16sdtfl="http://schemas.microsoft.com/office/word/2024/wordml/sdtformatlock" xmlns:w16se="http://schemas.microsoft.com/office/word/2015/wordml/symex" xmlns:wpg="http://schemas.microsoft.com/office/word/2010/wordprocessingGroup" xmlns:wpi="http://schemas.microsoft.com/office/word/2010/wordprocessingInk" xmlns:wne="http://schemas.microsoft.com/office/word/2006/wordml" xmlns:wps="http://schemas.microsoft.com/office/word/2010/wordprocessingShape" mc:Ignorable="w14 w15 w16se w16cid w16 w16cex w16sdtdh w16sdtfl w16du wp14">
   <w:body>
     <w:p>
       <w:pPr>
@@ -9,8 +9,8 @@
         <w:rPr>
           <w:rFonts w:ascii="Arial" w:eastAsia="Times New Roman" w:hAnsi="Arial" w:cs="Arial"/>
           <w:kern w:val="36"/>
-          <w:sz w:val="28"/>
-          <w:szCs w:val="28"/>
+          <w:sz w:val="32"/>
+          <w:szCs w:val="32"/>
           <w:lang w:eastAsia="es-MX"/>
           <w14:ligatures w14:val="none"/>
         </w:rPr>
@@ -19,25 +19,61 @@
         <w:rPr>
           <w:rFonts w:ascii="Arial" w:eastAsia="Times New Roman" w:hAnsi="Arial" w:cs="Arial"/>
           <w:kern w:val="36"/>
-          <w:sz w:val="28"/>
-          <w:szCs w:val="28"/>
-          <w:lang w:eastAsia="es-MX"/>
-          <w14:ligatures w14:val="none"/>
-        </w:rPr>
-        <w:t xml:space="preserve">5IV12   </w:t>
+          <w:sz w:val="32"/>
+          <w:szCs w:val="32"/>
+          <w:lang w:eastAsia="es-MX"/>
+          <w14:ligatures w14:val="none"/>
+        </w:rPr>
+        <w:t xml:space="preserve">5IV12  </w:t>
+      </w:r>
+    </w:p>
+    <w:p>
+      <w:pPr>
+        <w:spacing w:before="100" w:beforeAutospacing="1" w:after="100" w:afterAutospacing="1" w:line="240" w:lineRule="auto"/>
+        <w:outlineLvl w:val="0"/>
+        <w:rPr>
+          <w:rFonts w:ascii="Times New Roman" w:eastAsia="Times New Roman" w:hAnsi="Times New Roman" w:cs="Times New Roman"/>
+          <w:kern w:val="36"/>
+          <w:sz w:val="32"/>
+          <w:szCs w:val="32"/>
+          <w:lang w:eastAsia="es-MX"/>
+          <w14:ligatures w14:val="none"/>
+        </w:rPr>
+      </w:pPr>
+      <w:r>
+        <w:rPr>
+          <w:rFonts w:ascii="Arial" w:eastAsia="Times New Roman" w:hAnsi="Arial" w:cs="Arial"/>
+          <w:kern w:val="36"/>
+          <w:sz w:val="28"/>
+          <w:szCs w:val="28"/>
+          <w:lang w:eastAsia="es-MX"/>
+          <w14:ligatures w14:val="none"/>
+        </w:rPr>
+        <w:t xml:space="preserve"> </w:t>
       </w:r>
       <w:proofErr w:type="spellStart"/>
       <w:proofErr w:type="gramStart"/>
       <w:r>
         <w:rPr>
-          <w:rFonts w:ascii="Arial" w:eastAsia="Times New Roman" w:hAnsi="Arial" w:cs="Arial"/>
+          <w:rFonts w:ascii="Times New Roman" w:eastAsia="Times New Roman" w:hAnsi="Times New Roman" w:cs="Times New Roman"/>
           <w:kern w:val="36"/>
           <w:sz w:val="28"/>
           <w:szCs w:val="28"/>
           <w:lang w:eastAsia="es-MX"/>
           <w14:ligatures w14:val="none"/>
         </w:rPr>
-        <w:t>Nombres:CarranzaMayaEdwinEnrique</w:t>
+        <w:t>Nombres:</w:t>
+      </w:r>
+      <w:r>
+        <w:rPr>
+          <w:rFonts w:ascii="Times New Roman" w:eastAsia="Times New Roman" w:hAnsi="Times New Roman" w:cs="Times New Roman"/>
+          <w:kern w:val="36"/>
+          <w:sz w:val="32"/>
+          <w:szCs w:val="32"/>
+          <w:lang w:eastAsia="es-MX"/>
+          <w14:ligatures w14:val="none"/>
+        </w:rPr>
+        <w:t>CarranzaMayaEdwinEnrique</w:t>
       </w:r>
       <w:proofErr w:type="spellEnd"/>
       <w:proofErr w:type="gramEnd"/>
@@ -47,10 +83,10 @@
         <w:spacing w:before="100" w:beforeAutospacing="1" w:after="100" w:afterAutospacing="1" w:line="240" w:lineRule="auto"/>
         <w:outlineLvl w:val="0"/>
         <w:rPr>
-          <w:rFonts w:ascii="Arial" w:eastAsia="Times New Roman" w:hAnsi="Arial" w:cs="Arial"/>
+          <w:rFonts w:ascii="Times New Roman" w:eastAsia="Times New Roman" w:hAnsi="Times New Roman" w:cs="Times New Roman"/>
           <w:kern w:val="36"/>
-          <w:sz w:val="28"/>
-          <w:szCs w:val="28"/>
+          <w:sz w:val="32"/>
+          <w:szCs w:val="32"/>
           <w:lang w:eastAsia="es-MX"/>
           <w14:ligatures w14:val="none"/>
         </w:rPr>
@@ -58,10 +94,10 @@
       <w:proofErr w:type="spellStart"/>
       <w:r>
         <w:rPr>
-          <w:rFonts w:ascii="Arial" w:eastAsia="Times New Roman" w:hAnsi="Arial" w:cs="Arial"/>
+          <w:rFonts w:ascii="Times New Roman" w:eastAsia="Times New Roman" w:hAnsi="Times New Roman" w:cs="Times New Roman"/>
           <w:kern w:val="36"/>
-          <w:sz w:val="28"/>
-          <w:szCs w:val="28"/>
+          <w:sz w:val="32"/>
+          <w:szCs w:val="32"/>
           <w:lang w:eastAsia="es-MX"/>
           <w14:ligatures w14:val="none"/>
         </w:rPr>
@@ -479,6 +515,7 @@
           <w:lang w:eastAsia="es-MX"/>
           <w14:ligatures w14:val="none"/>
         </w:rPr>
+        <w:lastRenderedPageBreak/>
         <w:t>Compatibilidad Multiplataforma:</w:t>
       </w:r>
       <w:r>
@@ -544,7 +581,6 @@
           <w:lang w:eastAsia="es-MX"/>
           <w14:ligatures w14:val="none"/>
         </w:rPr>
-        <w:lastRenderedPageBreak/>
         <w:t>Comunicación y Soporte Directo:</w:t>
       </w:r>
       <w:r>
@@ -775,6 +811,685 @@
         </w:rPr>
         <w:t xml:space="preserve"> Eliminar la incertidumbre sobre cómo comunicarse con la entidad, ofreciendo métodos de atención integrados y eficientes.</w:t>
       </w:r>
+    </w:p>
+    <w:p>
+      <w:pPr>
+        <w:spacing w:before="100" w:beforeAutospacing="1" w:after="100" w:afterAutospacing="1" w:line="240" w:lineRule="auto"/>
+        <w:ind w:left="720"/>
+        <w:rPr>
+          <w:rFonts w:ascii="Times New Roman" w:eastAsia="Times New Roman" w:hAnsi="Times New Roman" w:cs="Times New Roman"/>
+          <w:b/>
+          <w:bCs/>
+          <w:kern w:val="0"/>
+          <w:sz w:val="36"/>
+          <w:szCs w:val="36"/>
+          <w:lang w:eastAsia="es-MX"/>
+          <w14:ligatures w14:val="none"/>
+        </w:rPr>
+      </w:pPr>
+      <w:r>
+        <w:rPr>
+          <w:rFonts w:ascii="Times New Roman" w:eastAsia="Times New Roman" w:hAnsi="Times New Roman" w:cs="Times New Roman"/>
+          <w:b/>
+          <w:bCs/>
+          <w:kern w:val="0"/>
+          <w:sz w:val="36"/>
+          <w:szCs w:val="36"/>
+          <w:lang w:eastAsia="es-MX"/>
+          <w14:ligatures w14:val="none"/>
+        </w:rPr>
+        <w:t>Contexto y Escenarios de Uso</w:t>
+      </w:r>
+    </w:p>
+    <w:p>
+      <w:pPr>
+        <w:spacing w:before="100" w:beforeAutospacing="1" w:after="100" w:afterAutospacing="1" w:line="240" w:lineRule="auto"/>
+        <w:ind w:left="720"/>
+        <w:rPr>
+          <w:rFonts w:ascii="Times New Roman" w:eastAsia="Times New Roman" w:hAnsi="Times New Roman" w:cs="Times New Roman"/>
+          <w:b/>
+          <w:bCs/>
+          <w:kern w:val="0"/>
+          <w:sz w:val="32"/>
+          <w:szCs w:val="32"/>
+          <w:lang w:eastAsia="es-MX"/>
+          <w14:ligatures w14:val="none"/>
+        </w:rPr>
+      </w:pPr>
+      <w:r>
+        <w:rPr>
+          <w:rFonts w:ascii="Times New Roman" w:eastAsia="Times New Roman" w:hAnsi="Times New Roman" w:cs="Times New Roman"/>
+          <w:b/>
+          <w:bCs/>
+          <w:kern w:val="0"/>
+          <w:sz w:val="32"/>
+          <w:szCs w:val="32"/>
+          <w:lang w:eastAsia="es-MX"/>
+          <w14:ligatures w14:val="none"/>
+        </w:rPr>
+        <w:t>1. Contexto de uso</w:t>
+      </w:r>
+    </w:p>
+    <w:p>
+      <w:pPr>
+        <w:spacing w:before="100" w:beforeAutospacing="1" w:after="100" w:afterAutospacing="1" w:line="240" w:lineRule="auto"/>
+        <w:ind w:left="720"/>
+        <w:rPr>
+          <w:rFonts w:ascii="Times New Roman" w:eastAsia="Times New Roman" w:hAnsi="Times New Roman" w:cs="Times New Roman"/>
+          <w:kern w:val="0"/>
+          <w:sz w:val="24"/>
+          <w:szCs w:val="24"/>
+          <w:lang w:eastAsia="es-MX"/>
+          <w14:ligatures w14:val="none"/>
+        </w:rPr>
+      </w:pPr>
+      <w:r>
+        <w:rPr>
+          <w:rFonts w:ascii="Times New Roman" w:eastAsia="Times New Roman" w:hAnsi="Times New Roman" w:cs="Times New Roman"/>
+          <w:kern w:val="0"/>
+          <w:sz w:val="24"/>
+          <w:szCs w:val="24"/>
+          <w:lang w:eastAsia="es-MX"/>
+          <w14:ligatures w14:val="none"/>
+        </w:rPr>
+        <w:t>El contexto de uso define el entorno real y las circunstancias bajo las cuales el usuario interactúa con la aplicación o sitio web. Comprenderlo ayuda a diseñar interfaces adaptables y funcionales:</w:t>
+      </w:r>
+    </w:p>
+    <w:p>
+      <w:pPr>
+        <w:numPr>
+          <w:ilvl w:val="0"/>
+          <w:numId w:val="4"/>
+        </w:numPr>
+        <w:spacing w:before="100" w:beforeAutospacing="1" w:after="100" w:afterAutospacing="1" w:line="240" w:lineRule="auto"/>
+        <w:rPr>
+          <w:rFonts w:ascii="Times New Roman" w:eastAsia="Times New Roman" w:hAnsi="Times New Roman" w:cs="Times New Roman"/>
+          <w:kern w:val="0"/>
+          <w:sz w:val="24"/>
+          <w:szCs w:val="24"/>
+          <w:lang w:eastAsia="es-MX"/>
+          <w14:ligatures w14:val="none"/>
+        </w:rPr>
+      </w:pPr>
+      <w:r>
+        <w:rPr>
+          <w:rFonts w:ascii="Times New Roman" w:eastAsia="Times New Roman" w:hAnsi="Times New Roman" w:cs="Times New Roman"/>
+          <w:b/>
+          <w:bCs/>
+          <w:kern w:val="0"/>
+          <w:sz w:val="24"/>
+          <w:szCs w:val="24"/>
+          <w:lang w:eastAsia="es-MX"/>
+          <w14:ligatures w14:val="none"/>
+        </w:rPr>
+        <w:t>Dispositivos en los que navega:</w:t>
+      </w:r>
+      <w:r>
+        <w:rPr>
+          <w:rFonts w:ascii="Times New Roman" w:eastAsia="Times New Roman" w:hAnsi="Times New Roman" w:cs="Times New Roman"/>
+          <w:kern w:val="0"/>
+          <w:sz w:val="24"/>
+          <w:szCs w:val="24"/>
+          <w:lang w:eastAsia="es-MX"/>
+          <w14:ligatures w14:val="none"/>
+        </w:rPr>
+        <w:t xml:space="preserve"> Evaluar si los usuarios acceden desde teléfonos inteligentes (smartphones), tabletas, computadoras de escritorio o laptops. Cada dispositivo exige consideraciones de diseño diferentes (responsive </w:t>
+      </w:r>
+      <w:proofErr w:type="spellStart"/>
+      <w:r>
+        <w:rPr>
+          <w:rFonts w:ascii="Times New Roman" w:eastAsia="Times New Roman" w:hAnsi="Times New Roman" w:cs="Times New Roman"/>
+          <w:kern w:val="0"/>
+          <w:sz w:val="24"/>
+          <w:szCs w:val="24"/>
+          <w:lang w:eastAsia="es-MX"/>
+          <w14:ligatures w14:val="none"/>
+        </w:rPr>
+        <w:t>design</w:t>
+      </w:r>
+      <w:proofErr w:type="spellEnd"/>
+      <w:r>
+        <w:rPr>
+          <w:rFonts w:ascii="Times New Roman" w:eastAsia="Times New Roman" w:hAnsi="Times New Roman" w:cs="Times New Roman"/>
+          <w:kern w:val="0"/>
+          <w:sz w:val="24"/>
+          <w:szCs w:val="24"/>
+          <w:lang w:eastAsia="es-MX"/>
+          <w14:ligatures w14:val="none"/>
+        </w:rPr>
+        <w:t xml:space="preserve">, diseño </w:t>
+      </w:r>
+      <w:proofErr w:type="spellStart"/>
+      <w:r>
+        <w:rPr>
+          <w:rFonts w:ascii="Times New Roman" w:eastAsia="Times New Roman" w:hAnsi="Times New Roman" w:cs="Times New Roman"/>
+          <w:i/>
+          <w:iCs/>
+          <w:kern w:val="0"/>
+          <w:sz w:val="24"/>
+          <w:szCs w:val="24"/>
+          <w:lang w:eastAsia="es-MX"/>
+          <w14:ligatures w14:val="none"/>
+        </w:rPr>
+        <w:t>mobile-first</w:t>
+      </w:r>
+      <w:proofErr w:type="spellEnd"/>
+      <w:r>
+        <w:rPr>
+          <w:rFonts w:ascii="Times New Roman" w:eastAsia="Times New Roman" w:hAnsi="Times New Roman" w:cs="Times New Roman"/>
+          <w:kern w:val="0"/>
+          <w:sz w:val="24"/>
+          <w:szCs w:val="24"/>
+          <w:lang w:eastAsia="es-MX"/>
+          <w14:ligatures w14:val="none"/>
+        </w:rPr>
+        <w:t>, tamaños de botones táctiles vs. uso de ratón).</w:t>
+      </w:r>
+    </w:p>
+    <w:p>
+      <w:pPr>
+        <w:numPr>
+          <w:ilvl w:val="0"/>
+          <w:numId w:val="4"/>
+        </w:numPr>
+        <w:spacing w:before="100" w:beforeAutospacing="1" w:after="100" w:afterAutospacing="1" w:line="240" w:lineRule="auto"/>
+        <w:rPr>
+          <w:rFonts w:ascii="Times New Roman" w:eastAsia="Times New Roman" w:hAnsi="Times New Roman" w:cs="Times New Roman"/>
+          <w:kern w:val="0"/>
+          <w:sz w:val="24"/>
+          <w:szCs w:val="24"/>
+          <w:lang w:eastAsia="es-MX"/>
+          <w14:ligatures w14:val="none"/>
+        </w:rPr>
+      </w:pPr>
+      <w:r>
+        <w:rPr>
+          <w:rFonts w:ascii="Times New Roman" w:eastAsia="Times New Roman" w:hAnsi="Times New Roman" w:cs="Times New Roman"/>
+          <w:b/>
+          <w:bCs/>
+          <w:kern w:val="0"/>
+          <w:sz w:val="24"/>
+          <w:szCs w:val="24"/>
+          <w:lang w:eastAsia="es-MX"/>
+          <w14:ligatures w14:val="none"/>
+        </w:rPr>
+        <w:t>Desde dónde accede:</w:t>
+      </w:r>
+      <w:r>
+        <w:rPr>
+          <w:rFonts w:ascii="Times New Roman" w:eastAsia="Times New Roman" w:hAnsi="Times New Roman" w:cs="Times New Roman"/>
+          <w:kern w:val="0"/>
+          <w:sz w:val="24"/>
+          <w:szCs w:val="24"/>
+          <w:lang w:eastAsia="es-MX"/>
+          <w14:ligatures w14:val="none"/>
+        </w:rPr>
+        <w:t xml:space="preserve"> El entorno físico importa. Puede ser desde un espacio de trabajo tranquilo (oficina/hogar), en movimiento (transporte público, caminando) o en exteriores con luz solar directa, lo que impacta en la legibilidad y el contraste de la pantalla.</w:t>
+      </w:r>
+    </w:p>
+    <w:p>
+      <w:pPr>
+        <w:numPr>
+          <w:ilvl w:val="0"/>
+          <w:numId w:val="4"/>
+        </w:numPr>
+        <w:spacing w:before="100" w:beforeAutospacing="1" w:after="100" w:afterAutospacing="1" w:line="240" w:lineRule="auto"/>
+        <w:rPr>
+          <w:rFonts w:ascii="Times New Roman" w:eastAsia="Times New Roman" w:hAnsi="Times New Roman" w:cs="Times New Roman"/>
+          <w:kern w:val="0"/>
+          <w:sz w:val="24"/>
+          <w:szCs w:val="24"/>
+          <w:lang w:eastAsia="es-MX"/>
+          <w14:ligatures w14:val="none"/>
+        </w:rPr>
+      </w:pPr>
+      <w:r>
+        <w:rPr>
+          <w:rFonts w:ascii="Times New Roman" w:eastAsia="Times New Roman" w:hAnsi="Times New Roman" w:cs="Times New Roman"/>
+          <w:b/>
+          <w:bCs/>
+          <w:kern w:val="0"/>
+          <w:sz w:val="24"/>
+          <w:szCs w:val="24"/>
+          <w:lang w:eastAsia="es-MX"/>
+          <w14:ligatures w14:val="none"/>
+        </w:rPr>
+        <w:lastRenderedPageBreak/>
+        <w:t>Condiciones o momentos:</w:t>
+      </w:r>
+      <w:r>
+        <w:rPr>
+          <w:rFonts w:ascii="Times New Roman" w:eastAsia="Times New Roman" w:hAnsi="Times New Roman" w:cs="Times New Roman"/>
+          <w:kern w:val="0"/>
+          <w:sz w:val="24"/>
+          <w:szCs w:val="24"/>
+          <w:lang w:eastAsia="es-MX"/>
+          <w14:ligatures w14:val="none"/>
+        </w:rPr>
+        <w:t xml:space="preserve"> Considerar el estado del usuario al momento de la interacción (por ejemplo, prisa, distracciones, fatiga, o si cuenta con conectividad a internet estable o limitada).</w:t>
+      </w:r>
+    </w:p>
+    <w:p>
+      <w:pPr>
+        <w:spacing w:before="100" w:beforeAutospacing="1" w:after="100" w:afterAutospacing="1" w:line="240" w:lineRule="auto"/>
+        <w:ind w:left="720"/>
+        <w:rPr>
+          <w:rFonts w:ascii="Times New Roman" w:eastAsia="Times New Roman" w:hAnsi="Times New Roman" w:cs="Times New Roman"/>
+          <w:b/>
+          <w:bCs/>
+          <w:kern w:val="0"/>
+          <w:sz w:val="32"/>
+          <w:szCs w:val="32"/>
+          <w:lang w:eastAsia="es-MX"/>
+          <w14:ligatures w14:val="none"/>
+        </w:rPr>
+      </w:pPr>
+      <w:r>
+        <w:rPr>
+          <w:rFonts w:ascii="Times New Roman" w:eastAsia="Times New Roman" w:hAnsi="Times New Roman" w:cs="Times New Roman"/>
+          <w:b/>
+          <w:bCs/>
+          <w:kern w:val="0"/>
+          <w:sz w:val="32"/>
+          <w:szCs w:val="32"/>
+          <w:lang w:eastAsia="es-MX"/>
+          <w14:ligatures w14:val="none"/>
+        </w:rPr>
+        <w:t>2. Objetivos del usuario</w:t>
+      </w:r>
+    </w:p>
+    <w:p>
+      <w:pPr>
+        <w:spacing w:before="100" w:beforeAutospacing="1" w:after="100" w:afterAutospacing="1" w:line="240" w:lineRule="auto"/>
+        <w:ind w:left="720"/>
+        <w:rPr>
+          <w:rFonts w:ascii="Times New Roman" w:eastAsia="Times New Roman" w:hAnsi="Times New Roman" w:cs="Times New Roman"/>
+          <w:kern w:val="0"/>
+          <w:sz w:val="24"/>
+          <w:szCs w:val="24"/>
+          <w:lang w:eastAsia="es-MX"/>
+          <w14:ligatures w14:val="none"/>
+        </w:rPr>
+      </w:pPr>
+      <w:r>
+        <w:rPr>
+          <w:rFonts w:ascii="Times New Roman" w:eastAsia="Times New Roman" w:hAnsi="Times New Roman" w:cs="Times New Roman"/>
+          <w:kern w:val="0"/>
+          <w:sz w:val="24"/>
+          <w:szCs w:val="24"/>
+          <w:lang w:eastAsia="es-MX"/>
+          <w14:ligatures w14:val="none"/>
+        </w:rPr>
+        <w:t>Los objetivos del usuario son las metas específicas, deseos o tareas concretas que el usuario pretende lograr al interactuar con la página web o aplicación:</w:t>
+      </w:r>
+    </w:p>
+    <w:p>
+      <w:pPr>
+        <w:numPr>
+          <w:ilvl w:val="0"/>
+          <w:numId w:val="5"/>
+        </w:numPr>
+        <w:spacing w:before="100" w:beforeAutospacing="1" w:after="100" w:afterAutospacing="1" w:line="240" w:lineRule="auto"/>
+        <w:rPr>
+          <w:rFonts w:ascii="Times New Roman" w:eastAsia="Times New Roman" w:hAnsi="Times New Roman" w:cs="Times New Roman"/>
+          <w:kern w:val="0"/>
+          <w:sz w:val="24"/>
+          <w:szCs w:val="24"/>
+          <w:lang w:eastAsia="es-MX"/>
+          <w14:ligatures w14:val="none"/>
+        </w:rPr>
+      </w:pPr>
+      <w:r>
+        <w:rPr>
+          <w:rFonts w:ascii="Times New Roman" w:eastAsia="Times New Roman" w:hAnsi="Times New Roman" w:cs="Times New Roman"/>
+          <w:b/>
+          <w:bCs/>
+          <w:kern w:val="0"/>
+          <w:sz w:val="24"/>
+          <w:szCs w:val="24"/>
+          <w:lang w:eastAsia="es-MX"/>
+          <w14:ligatures w14:val="none"/>
+        </w:rPr>
+        <w:t>Metas principales:</w:t>
+      </w:r>
+      <w:r>
+        <w:rPr>
+          <w:rFonts w:ascii="Times New Roman" w:eastAsia="Times New Roman" w:hAnsi="Times New Roman" w:cs="Times New Roman"/>
+          <w:kern w:val="0"/>
+          <w:sz w:val="24"/>
+          <w:szCs w:val="24"/>
+          <w:lang w:eastAsia="es-MX"/>
+          <w14:ligatures w14:val="none"/>
+        </w:rPr>
+        <w:t xml:space="preserve"> ¿Qué problema busca resolver el usuario? (ej. comprar un boleto de avión, buscar información sobre un trámite, cotizar un servicio).</w:t>
+      </w:r>
+    </w:p>
+    <w:p>
+      <w:pPr>
+        <w:numPr>
+          <w:ilvl w:val="0"/>
+          <w:numId w:val="5"/>
+        </w:numPr>
+        <w:spacing w:before="100" w:beforeAutospacing="1" w:after="100" w:afterAutospacing="1" w:line="240" w:lineRule="auto"/>
+        <w:rPr>
+          <w:rFonts w:ascii="Times New Roman" w:eastAsia="Times New Roman" w:hAnsi="Times New Roman" w:cs="Times New Roman"/>
+          <w:kern w:val="0"/>
+          <w:sz w:val="24"/>
+          <w:szCs w:val="24"/>
+          <w:lang w:eastAsia="es-MX"/>
+          <w14:ligatures w14:val="none"/>
+        </w:rPr>
+      </w:pPr>
+      <w:r>
+        <w:rPr>
+          <w:rFonts w:ascii="Times New Roman" w:eastAsia="Times New Roman" w:hAnsi="Times New Roman" w:cs="Times New Roman"/>
+          <w:b/>
+          <w:bCs/>
+          <w:kern w:val="0"/>
+          <w:sz w:val="24"/>
+          <w:szCs w:val="24"/>
+          <w:lang w:eastAsia="es-MX"/>
+          <w14:ligatures w14:val="none"/>
+        </w:rPr>
+        <w:t>Criterios de éxito:</w:t>
+      </w:r>
+      <w:r>
+        <w:rPr>
+          <w:rFonts w:ascii="Times New Roman" w:eastAsia="Times New Roman" w:hAnsi="Times New Roman" w:cs="Times New Roman"/>
+          <w:kern w:val="0"/>
+          <w:sz w:val="24"/>
+          <w:szCs w:val="24"/>
+          <w:lang w:eastAsia="es-MX"/>
+          <w14:ligatures w14:val="none"/>
+        </w:rPr>
+        <w:t xml:space="preserve"> El usuario considerará que su interacción fue exitosa si logra completar la tarea de forma rápida, sin errores frustrantes, con claridad en los pasos a seguir y con la información precisa que necesitaba.</w:t>
+      </w:r>
+    </w:p>
+    <w:p>
+      <w:pPr>
+        <w:spacing w:before="100" w:beforeAutospacing="1" w:after="100" w:afterAutospacing="1" w:line="240" w:lineRule="auto"/>
+        <w:ind w:left="720"/>
+        <w:rPr>
+          <w:rFonts w:ascii="Times New Roman" w:eastAsia="Times New Roman" w:hAnsi="Times New Roman" w:cs="Times New Roman"/>
+          <w:b/>
+          <w:bCs/>
+          <w:kern w:val="0"/>
+          <w:sz w:val="28"/>
+          <w:szCs w:val="28"/>
+          <w:lang w:eastAsia="es-MX"/>
+          <w14:ligatures w14:val="none"/>
+        </w:rPr>
+      </w:pPr>
+      <w:r>
+        <w:rPr>
+          <w:rFonts w:ascii="Times New Roman" w:eastAsia="Times New Roman" w:hAnsi="Times New Roman" w:cs="Times New Roman"/>
+          <w:b/>
+          <w:bCs/>
+          <w:kern w:val="0"/>
+          <w:sz w:val="28"/>
+          <w:szCs w:val="28"/>
+          <w:lang w:eastAsia="es-MX"/>
+          <w14:ligatures w14:val="none"/>
+        </w:rPr>
+        <w:t>3. Escenarios de uso</w:t>
+      </w:r>
+    </w:p>
+    <w:p>
+      <w:pPr>
+        <w:spacing w:before="100" w:beforeAutospacing="1" w:after="100" w:afterAutospacing="1" w:line="240" w:lineRule="auto"/>
+        <w:ind w:left="720"/>
+        <w:rPr>
+          <w:rFonts w:ascii="Times New Roman" w:eastAsia="Times New Roman" w:hAnsi="Times New Roman" w:cs="Times New Roman"/>
+          <w:kern w:val="0"/>
+          <w:sz w:val="24"/>
+          <w:szCs w:val="24"/>
+          <w:lang w:eastAsia="es-MX"/>
+          <w14:ligatures w14:val="none"/>
+        </w:rPr>
+      </w:pPr>
+      <w:r>
+        <w:rPr>
+          <w:rFonts w:ascii="Times New Roman" w:eastAsia="Times New Roman" w:hAnsi="Times New Roman" w:cs="Times New Roman"/>
+          <w:kern w:val="0"/>
+          <w:sz w:val="24"/>
+          <w:szCs w:val="24"/>
+          <w:lang w:eastAsia="es-MX"/>
+          <w14:ligatures w14:val="none"/>
+        </w:rPr>
+        <w:t>Los escenarios de uso son ejemplos prácticos, narrativas o historias de usuario paso a paso que describen cómo un usuario típico interactúa con la plataforma para lograr sus objetivos específicos:</w:t>
+      </w:r>
+    </w:p>
+    <w:p>
+      <w:pPr>
+        <w:numPr>
+          <w:ilvl w:val="0"/>
+          <w:numId w:val="6"/>
+        </w:numPr>
+        <w:spacing w:before="100" w:beforeAutospacing="1" w:after="100" w:afterAutospacing="1" w:line="240" w:lineRule="auto"/>
+        <w:rPr>
+          <w:rFonts w:ascii="Times New Roman" w:eastAsia="Times New Roman" w:hAnsi="Times New Roman" w:cs="Times New Roman"/>
+          <w:kern w:val="0"/>
+          <w:sz w:val="24"/>
+          <w:szCs w:val="24"/>
+          <w:lang w:eastAsia="es-MX"/>
+          <w14:ligatures w14:val="none"/>
+        </w:rPr>
+      </w:pPr>
+      <w:r>
+        <w:rPr>
+          <w:rFonts w:ascii="Times New Roman" w:eastAsia="Times New Roman" w:hAnsi="Times New Roman" w:cs="Times New Roman"/>
+          <w:b/>
+          <w:bCs/>
+          <w:kern w:val="0"/>
+          <w:sz w:val="24"/>
+          <w:szCs w:val="24"/>
+          <w:lang w:eastAsia="es-MX"/>
+          <w14:ligatures w14:val="none"/>
+        </w:rPr>
+        <w:t>Estructura de un escenario de uso:</w:t>
+      </w:r>
+    </w:p>
+    <w:p>
+      <w:pPr>
+        <w:numPr>
+          <w:ilvl w:val="1"/>
+          <w:numId w:val="6"/>
+        </w:numPr>
+        <w:spacing w:before="100" w:beforeAutospacing="1" w:after="100" w:afterAutospacing="1" w:line="240" w:lineRule="auto"/>
+        <w:rPr>
+          <w:rFonts w:ascii="Times New Roman" w:eastAsia="Times New Roman" w:hAnsi="Times New Roman" w:cs="Times New Roman"/>
+          <w:kern w:val="0"/>
+          <w:sz w:val="24"/>
+          <w:szCs w:val="24"/>
+          <w:lang w:eastAsia="es-MX"/>
+          <w14:ligatures w14:val="none"/>
+        </w:rPr>
+      </w:pPr>
+      <w:r>
+        <w:rPr>
+          <w:rFonts w:ascii="Times New Roman" w:eastAsia="Times New Roman" w:hAnsi="Times New Roman" w:cs="Times New Roman"/>
+          <w:i/>
+          <w:iCs/>
+          <w:kern w:val="0"/>
+          <w:sz w:val="24"/>
+          <w:szCs w:val="24"/>
+          <w:lang w:eastAsia="es-MX"/>
+          <w14:ligatures w14:val="none"/>
+        </w:rPr>
+        <w:t>El personaje o usuario:</w:t>
+      </w:r>
+      <w:r>
+        <w:rPr>
+          <w:rFonts w:ascii="Times New Roman" w:eastAsia="Times New Roman" w:hAnsi="Times New Roman" w:cs="Times New Roman"/>
+          <w:kern w:val="0"/>
+          <w:sz w:val="24"/>
+          <w:szCs w:val="24"/>
+          <w:lang w:eastAsia="es-MX"/>
+          <w14:ligatures w14:val="none"/>
+        </w:rPr>
+        <w:t xml:space="preserve"> Breve descripción de quién realiza la acción (ej. "Carlos, un estudiante universitario de 20 años").</w:t>
+      </w:r>
+    </w:p>
+    <w:p>
+      <w:pPr>
+        <w:numPr>
+          <w:ilvl w:val="1"/>
+          <w:numId w:val="6"/>
+        </w:numPr>
+        <w:spacing w:before="100" w:beforeAutospacing="1" w:after="100" w:afterAutospacing="1" w:line="240" w:lineRule="auto"/>
+        <w:rPr>
+          <w:rFonts w:ascii="Times New Roman" w:eastAsia="Times New Roman" w:hAnsi="Times New Roman" w:cs="Times New Roman"/>
+          <w:kern w:val="0"/>
+          <w:sz w:val="24"/>
+          <w:szCs w:val="24"/>
+          <w:lang w:eastAsia="es-MX"/>
+          <w14:ligatures w14:val="none"/>
+        </w:rPr>
+      </w:pPr>
+      <w:r>
+        <w:rPr>
+          <w:rFonts w:ascii="Times New Roman" w:eastAsia="Times New Roman" w:hAnsi="Times New Roman" w:cs="Times New Roman"/>
+          <w:i/>
+          <w:iCs/>
+          <w:kern w:val="0"/>
+          <w:sz w:val="24"/>
+          <w:szCs w:val="24"/>
+          <w:lang w:eastAsia="es-MX"/>
+          <w14:ligatures w14:val="none"/>
+        </w:rPr>
+        <w:t>La situación inicial:</w:t>
+      </w:r>
+      <w:r>
+        <w:rPr>
+          <w:rFonts w:ascii="Times New Roman" w:eastAsia="Times New Roman" w:hAnsi="Times New Roman" w:cs="Times New Roman"/>
+          <w:kern w:val="0"/>
+          <w:sz w:val="24"/>
+          <w:szCs w:val="24"/>
+          <w:lang w:eastAsia="es-MX"/>
+          <w14:ligatures w14:val="none"/>
+        </w:rPr>
+        <w:t xml:space="preserve"> El contexto o necesidad que lo motiva (ej. "Necesita inscribirse a su materia optativa desde su teléfono celular mientras va en el autobús").</w:t>
+      </w:r>
+    </w:p>
+    <w:p>
+      <w:pPr>
+        <w:numPr>
+          <w:ilvl w:val="1"/>
+          <w:numId w:val="6"/>
+        </w:numPr>
+        <w:spacing w:before="100" w:beforeAutospacing="1" w:after="100" w:afterAutospacing="1" w:line="240" w:lineRule="auto"/>
+        <w:rPr>
+          <w:rFonts w:ascii="Times New Roman" w:eastAsia="Times New Roman" w:hAnsi="Times New Roman" w:cs="Times New Roman"/>
+          <w:kern w:val="0"/>
+          <w:sz w:val="24"/>
+          <w:szCs w:val="24"/>
+          <w:lang w:eastAsia="es-MX"/>
+          <w14:ligatures w14:val="none"/>
+        </w:rPr>
+      </w:pPr>
+      <w:r>
+        <w:rPr>
+          <w:rFonts w:ascii="Times New Roman" w:eastAsia="Times New Roman" w:hAnsi="Times New Roman" w:cs="Times New Roman"/>
+          <w:i/>
+          <w:iCs/>
+          <w:kern w:val="0"/>
+          <w:sz w:val="24"/>
+          <w:szCs w:val="24"/>
+          <w:lang w:eastAsia="es-MX"/>
+          <w14:ligatures w14:val="none"/>
+        </w:rPr>
+        <w:t>La interacción paso a paso:</w:t>
+      </w:r>
+      <w:r>
+        <w:rPr>
+          <w:rFonts w:ascii="Times New Roman" w:eastAsia="Times New Roman" w:hAnsi="Times New Roman" w:cs="Times New Roman"/>
+          <w:kern w:val="0"/>
+          <w:sz w:val="24"/>
+          <w:szCs w:val="24"/>
+          <w:lang w:eastAsia="es-MX"/>
+          <w14:ligatures w14:val="none"/>
+        </w:rPr>
+        <w:t xml:space="preserve"> Lo que el usuario hace y cómo responde la interfaz (ej. "1. Abre la </w:t>
+      </w:r>
+      <w:proofErr w:type="gramStart"/>
+      <w:r>
+        <w:rPr>
+          <w:rFonts w:ascii="Times New Roman" w:eastAsia="Times New Roman" w:hAnsi="Times New Roman" w:cs="Times New Roman"/>
+          <w:kern w:val="0"/>
+          <w:sz w:val="24"/>
+          <w:szCs w:val="24"/>
+          <w:lang w:eastAsia="es-MX"/>
+          <w14:ligatures w14:val="none"/>
+        </w:rPr>
+        <w:t>app</w:t>
+      </w:r>
+      <w:proofErr w:type="gramEnd"/>
+      <w:r>
+        <w:rPr>
+          <w:rFonts w:ascii="Times New Roman" w:eastAsia="Times New Roman" w:hAnsi="Times New Roman" w:cs="Times New Roman"/>
+          <w:kern w:val="0"/>
+          <w:sz w:val="24"/>
+          <w:szCs w:val="24"/>
+          <w:lang w:eastAsia="es-MX"/>
+          <w14:ligatures w14:val="none"/>
+        </w:rPr>
+        <w:t xml:space="preserve"> institucional. 2. Ingresa con su huella digital. 3. Busca la sección de inscripciones. 4. Selecciona la materia y confirma").</w:t>
+      </w:r>
+    </w:p>
+    <w:p>
+      <w:pPr>
+        <w:numPr>
+          <w:ilvl w:val="1"/>
+          <w:numId w:val="6"/>
+        </w:numPr>
+        <w:spacing w:before="100" w:beforeAutospacing="1" w:after="100" w:afterAutospacing="1" w:line="240" w:lineRule="auto"/>
+        <w:rPr>
+          <w:rFonts w:ascii="Times New Roman" w:eastAsia="Times New Roman" w:hAnsi="Times New Roman" w:cs="Times New Roman"/>
+          <w:kern w:val="0"/>
+          <w:sz w:val="24"/>
+          <w:szCs w:val="24"/>
+          <w:lang w:eastAsia="es-MX"/>
+          <w14:ligatures w14:val="none"/>
+        </w:rPr>
+      </w:pPr>
+      <w:r>
+        <w:rPr>
+          <w:rFonts w:ascii="Times New Roman" w:eastAsia="Times New Roman" w:hAnsi="Times New Roman" w:cs="Times New Roman"/>
+          <w:i/>
+          <w:iCs/>
+          <w:kern w:val="0"/>
+          <w:sz w:val="24"/>
+          <w:szCs w:val="24"/>
+          <w:lang w:eastAsia="es-MX"/>
+          <w14:ligatures w14:val="none"/>
+        </w:rPr>
+        <w:t>El resultado:</w:t>
+      </w:r>
+      <w:r>
+        <w:rPr>
+          <w:rFonts w:ascii="Times New Roman" w:eastAsia="Times New Roman" w:hAnsi="Times New Roman" w:cs="Times New Roman"/>
+          <w:kern w:val="0"/>
+          <w:sz w:val="24"/>
+          <w:szCs w:val="24"/>
+          <w:lang w:eastAsia="es-MX"/>
+          <w14:ligatures w14:val="none"/>
+        </w:rPr>
+        <w:t xml:space="preserve"> El cumplimiento del objetivo (ej. "Recibe un comprobante digital de inscripción exitosa").</w:t>
+      </w:r>
+    </w:p>
+    <w:p>
+      <w:pPr>
+        <w:spacing w:before="100" w:beforeAutospacing="1" w:after="100" w:afterAutospacing="1" w:line="240" w:lineRule="auto"/>
+        <w:ind w:left="720"/>
+        <w:rPr>
+          <w:rFonts w:ascii="Times New Roman" w:eastAsia="Times New Roman" w:hAnsi="Times New Roman" w:cs="Times New Roman"/>
+          <w:kern w:val="0"/>
+          <w:sz w:val="24"/>
+          <w:szCs w:val="24"/>
+          <w:lang w:eastAsia="es-MX"/>
+          <w14:ligatures w14:val="none"/>
+        </w:rPr>
+      </w:pPr>
     </w:p>
     <w:p/>
     <w:sectPr>
@@ -788,7 +1503,7 @@
 </file>
 
 <file path=word/numbering.xml><?xml version="1.0" encoding="utf-8"?>
-<w:numbering xmlns:wpc="http://schemas.microsoft.com/office/word/2010/wordprocessingCanvas" xmlns:cx="http://schemas.microsoft.com/office/drawing/2014/chartex" xmlns:cx1="http://schemas.microsoft.com/office/drawing/2015/9/8/chartex" xmlns:cx2="http://schemas.microsoft.com/office/drawing/2015/10/21/chartex" xmlns:cx3="http://schemas.microsoft.com/office/drawing/2016/5/9/chartex" xmlns:cx4="http://schemas.microsoft.com/office/drawing/2016/5/10/chartex" xmlns:cx5="http://schemas.microsoft.com/office/drawing/2016/5/11/chartex" xmlns:cx6="http://schemas.microsoft.com/office/drawing/2016/5/12/chartex" xmlns:cx7="http://schemas.microsoft.com/office/drawing/2016/5/13/chartex" xmlns:cx8="http://schemas.microsoft.com/office/drawing/2016/5/14/chartex" xmlns:mc="http://schemas.openxmlformats.org/markup-compatibility/2006" xmlns:aink="http://schemas.microsoft.com/office/drawing/2016/ink" xmlns:am3d="http://schemas.microsoft.com/office/drawing/2017/model3d" xmlns:o="urn:schemas-microsoft-com:office:office" xmlns:oel="http://schemas.microsoft.com/office/2019/extlst" xmlns:r="http://schemas.openxmlformats.org/officeDocument/2006/relationships" xmlns:m="http://schemas.openxmlformats.org/officeDocument/2006/math" xmlns:v="urn:schemas-microsoft-com:vml" xmlns:wp14="http://schemas.microsoft.com/office/word/2010/wordprocessingDrawing" xmlns:wp="http://schemas.openxmlformats.org/drawingml/2006/wordprocessingDrawing" xmlns:w10="urn:schemas-microsoft-com:office:word" xmlns:w="http://schemas.openxmlformats.org/wordprocessingml/2006/main" xmlns:w14="http://schemas.microsoft.com/office/word/2010/wordml" xmlns:w15="http://schemas.microsoft.com/office/word/2012/wordml" xmlns:w16cex="http://schemas.microsoft.com/office/word/2018/wordml/cex" xmlns:w16cid="http://schemas.microsoft.com/office/word/2016/wordml/cid" xmlns:w16="http://schemas.microsoft.com/office/word/2018/wordml" xmlns:w16du="http://schemas.microsoft.com/office/word/2023/wordml/word16du" xmlns:w16sdtdh="http://schemas.microsoft.com/office/word/2020/wordml/sdtdatahash" xmlns:w16se="http://schemas.microsoft.com/office/word/2015/wordml/symex" xmlns:wpg="http://schemas.microsoft.com/office/word/2010/wordprocessingGroup" xmlns:wpi="http://schemas.microsoft.com/office/word/2010/wordprocessingInk" xmlns:wne="http://schemas.microsoft.com/office/word/2006/wordml" xmlns:wps="http://schemas.microsoft.com/office/word/2010/wordprocessingShape" mc:Ignorable="w14 w15 w16se w16cid w16 w16cex w16sdtdh w16du wp14">
+<w:numbering xmlns:wpc="http://schemas.microsoft.com/office/word/2010/wordprocessingCanvas" xmlns:cx="http://schemas.microsoft.com/office/drawing/2014/chartex" xmlns:cx1="http://schemas.microsoft.com/office/drawing/2015/9/8/chartex" xmlns:cx2="http://schemas.microsoft.com/office/drawing/2015/10/21/chartex" xmlns:cx3="http://schemas.microsoft.com/office/drawing/2016/5/9/chartex" xmlns:cx4="http://schemas.microsoft.com/office/drawing/2016/5/10/chartex" xmlns:cx5="http://schemas.microsoft.com/office/drawing/2016/5/11/chartex" xmlns:cx6="http://schemas.microsoft.com/office/drawing/2016/5/12/chartex" xmlns:cx7="http://schemas.microsoft.com/office/drawing/2016/5/13/chartex" xmlns:cx8="http://schemas.microsoft.com/office/drawing/2016/5/14/chartex" xmlns:mc="http://schemas.openxmlformats.org/markup-compatibility/2006" xmlns:aink="http://schemas.microsoft.com/office/drawing/2016/ink" xmlns:am3d="http://schemas.microsoft.com/office/drawing/2017/model3d" xmlns:o="urn:schemas-microsoft-com:office:office" xmlns:oel="http://schemas.microsoft.com/office/2019/extlst" xmlns:r="http://schemas.openxmlformats.org/officeDocument/2006/relationships" xmlns:m="http://schemas.openxmlformats.org/officeDocument/2006/math" xmlns:v="urn:schemas-microsoft-com:vml" xmlns:wp14="http://schemas.microsoft.com/office/word/2010/wordprocessingDrawing" xmlns:wp="http://schemas.openxmlformats.org/drawingml/2006/wordprocessingDrawing" xmlns:w10="urn:schemas-microsoft-com:office:word" xmlns:w="http://schemas.openxmlformats.org/wordprocessingml/2006/main" xmlns:w14="http://schemas.microsoft.com/office/word/2010/wordml" xmlns:w15="http://schemas.microsoft.com/office/word/2012/wordml" xmlns:w16cex="http://schemas.microsoft.com/office/word/2018/wordml/cex" xmlns:w16cid="http://schemas.microsoft.com/office/word/2016/wordml/cid" xmlns:w16="http://schemas.microsoft.com/office/word/2018/wordml" xmlns:w16du="http://schemas.microsoft.com/office/word/2023/wordml/word16du" xmlns:w16sdtdh="http://schemas.microsoft.com/office/word/2020/wordml/sdtdatahash" xmlns:w16sdtfl="http://schemas.microsoft.com/office/word/2024/wordml/sdtformatlock" xmlns:w16se="http://schemas.microsoft.com/office/word/2015/wordml/symex" xmlns:wpg="http://schemas.microsoft.com/office/word/2010/wordprocessingGroup" xmlns:wpi="http://schemas.microsoft.com/office/word/2010/wordprocessingInk" xmlns:wne="http://schemas.microsoft.com/office/word/2006/wordml" xmlns:wps="http://schemas.microsoft.com/office/word/2010/wordprocessingShape" mc:Ignorable="w14 w15 w16se w16cid w16 w16cex w16sdtdh w16sdtfl w16du wp14">
   <w:abstractNum w:abstractNumId="0" w15:restartNumberingAfterBreak="0">
     <w:nsid w:val="148D2307"/>
     <w:multiLevelType w:val="multilevel"/>
@@ -939,6 +1654,155 @@
     </w:lvl>
   </w:abstractNum>
   <w:abstractNum w:abstractNumId="1" w15:restartNumberingAfterBreak="0">
+    <w:nsid w:val="20384505"/>
+    <w:multiLevelType w:val="multilevel"/>
+    <w:tmpl w:val="22A0C500"/>
+    <w:lvl w:ilvl="0">
+      <w:start w:val="1"/>
+      <w:numFmt w:val="bullet"/>
+      <w:lvlText w:val=""/>
+      <w:lvlJc w:val="left"/>
+      <w:pPr>
+        <w:tabs>
+          <w:tab w:val="num" w:pos="720"/>
+        </w:tabs>
+        <w:ind w:left="720" w:hanging="360"/>
+      </w:pPr>
+      <w:rPr>
+        <w:rFonts w:ascii="Symbol" w:hAnsi="Symbol" w:hint="default"/>
+        <w:sz w:val="20"/>
+      </w:rPr>
+    </w:lvl>
+    <w:lvl w:ilvl="1" w:tentative="1">
+      <w:start w:val="1"/>
+      <w:numFmt w:val="bullet"/>
+      <w:lvlText w:val="o"/>
+      <w:lvlJc w:val="left"/>
+      <w:pPr>
+        <w:tabs>
+          <w:tab w:val="num" w:pos="1440"/>
+        </w:tabs>
+        <w:ind w:left="1440" w:hanging="360"/>
+      </w:pPr>
+      <w:rPr>
+        <w:rFonts w:ascii="Courier New" w:hAnsi="Courier New" w:hint="default"/>
+        <w:sz w:val="20"/>
+      </w:rPr>
+    </w:lvl>
+    <w:lvl w:ilvl="2" w:tentative="1">
+      <w:start w:val="1"/>
+      <w:numFmt w:val="bullet"/>
+      <w:lvlText w:val=""/>
+      <w:lvlJc w:val="left"/>
+      <w:pPr>
+        <w:tabs>
+          <w:tab w:val="num" w:pos="2160"/>
+        </w:tabs>
+        <w:ind w:left="2160" w:hanging="360"/>
+      </w:pPr>
+      <w:rPr>
+        <w:rFonts w:ascii="Wingdings" w:hAnsi="Wingdings" w:hint="default"/>
+        <w:sz w:val="20"/>
+      </w:rPr>
+    </w:lvl>
+    <w:lvl w:ilvl="3" w:tentative="1">
+      <w:start w:val="1"/>
+      <w:numFmt w:val="bullet"/>
+      <w:lvlText w:val=""/>
+      <w:lvlJc w:val="left"/>
+      <w:pPr>
+        <w:tabs>
+          <w:tab w:val="num" w:pos="2880"/>
+        </w:tabs>
+        <w:ind w:left="2880" w:hanging="360"/>
+      </w:pPr>
+      <w:rPr>
+        <w:rFonts w:ascii="Wingdings" w:hAnsi="Wingdings" w:hint="default"/>
+        <w:sz w:val="20"/>
+      </w:rPr>
+    </w:lvl>
+    <w:lvl w:ilvl="4" w:tentative="1">
+      <w:start w:val="1"/>
+      <w:numFmt w:val="bullet"/>
+      <w:lvlText w:val=""/>
+      <w:lvlJc w:val="left"/>
+      <w:pPr>
+        <w:tabs>
+          <w:tab w:val="num" w:pos="3600"/>
+        </w:tabs>
+        <w:ind w:left="3600" w:hanging="360"/>
+      </w:pPr>
+      <w:rPr>
+        <w:rFonts w:ascii="Wingdings" w:hAnsi="Wingdings" w:hint="default"/>
+        <w:sz w:val="20"/>
+      </w:rPr>
+    </w:lvl>
+    <w:lvl w:ilvl="5" w:tentative="1">
+      <w:start w:val="1"/>
+      <w:numFmt w:val="bullet"/>
+      <w:lvlText w:val=""/>
+      <w:lvlJc w:val="left"/>
+      <w:pPr>
+        <w:tabs>
+          <w:tab w:val="num" w:pos="4320"/>
+        </w:tabs>
+        <w:ind w:left="4320" w:hanging="360"/>
+      </w:pPr>
+      <w:rPr>
+        <w:rFonts w:ascii="Wingdings" w:hAnsi="Wingdings" w:hint="default"/>
+        <w:sz w:val="20"/>
+      </w:rPr>
+    </w:lvl>
+    <w:lvl w:ilvl="6" w:tentative="1">
+      <w:start w:val="1"/>
+      <w:numFmt w:val="bullet"/>
+      <w:lvlText w:val=""/>
+      <w:lvlJc w:val="left"/>
+      <w:pPr>
+        <w:tabs>
+          <w:tab w:val="num" w:pos="5040"/>
+        </w:tabs>
+        <w:ind w:left="5040" w:hanging="360"/>
+      </w:pPr>
+      <w:rPr>
+        <w:rFonts w:ascii="Wingdings" w:hAnsi="Wingdings" w:hint="default"/>
+        <w:sz w:val="20"/>
+      </w:rPr>
+    </w:lvl>
+    <w:lvl w:ilvl="7" w:tentative="1">
+      <w:start w:val="1"/>
+      <w:numFmt w:val="bullet"/>
+      <w:lvlText w:val=""/>
+      <w:lvlJc w:val="left"/>
+      <w:pPr>
+        <w:tabs>
+          <w:tab w:val="num" w:pos="5760"/>
+        </w:tabs>
+        <w:ind w:left="5760" w:hanging="360"/>
+      </w:pPr>
+      <w:rPr>
+        <w:rFonts w:ascii="Wingdings" w:hAnsi="Wingdings" w:hint="default"/>
+        <w:sz w:val="20"/>
+      </w:rPr>
+    </w:lvl>
+    <w:lvl w:ilvl="8" w:tentative="1">
+      <w:start w:val="1"/>
+      <w:numFmt w:val="bullet"/>
+      <w:lvlText w:val=""/>
+      <w:lvlJc w:val="left"/>
+      <w:pPr>
+        <w:tabs>
+          <w:tab w:val="num" w:pos="6480"/>
+        </w:tabs>
+        <w:ind w:left="6480" w:hanging="360"/>
+      </w:pPr>
+      <w:rPr>
+        <w:rFonts w:ascii="Wingdings" w:hAnsi="Wingdings" w:hint="default"/>
+        <w:sz w:val="20"/>
+      </w:rPr>
+    </w:lvl>
+  </w:abstractNum>
+  <w:abstractNum w:abstractNumId="2" w15:restartNumberingAfterBreak="0">
     <w:nsid w:val="3AF46292"/>
     <w:multiLevelType w:val="multilevel"/>
     <w:tmpl w:val="7AD6D132"/>
@@ -1087,7 +1951,7 @@
       </w:rPr>
     </w:lvl>
   </w:abstractNum>
-  <w:abstractNum w:abstractNumId="2" w15:restartNumberingAfterBreak="0">
+  <w:abstractNum w:abstractNumId="3" w15:restartNumberingAfterBreak="0">
     <w:nsid w:val="44B877A1"/>
     <w:multiLevelType w:val="multilevel"/>
     <w:tmpl w:val="76B20060"/>
@@ -1122,6 +1986,300 @@
         <w:rFonts w:ascii="Courier New" w:hAnsi="Courier New" w:hint="default"/>
         <w:sz w:val="20"/>
       </w:rPr>
+    </w:lvl>
+    <w:lvl w:ilvl="2" w:tentative="1">
+      <w:start w:val="1"/>
+      <w:numFmt w:val="bullet"/>
+      <w:lvlText w:val=""/>
+      <w:lvlJc w:val="left"/>
+      <w:pPr>
+        <w:tabs>
+          <w:tab w:val="num" w:pos="2160"/>
+        </w:tabs>
+        <w:ind w:left="2160" w:hanging="360"/>
+      </w:pPr>
+      <w:rPr>
+        <w:rFonts w:ascii="Wingdings" w:hAnsi="Wingdings" w:hint="default"/>
+        <w:sz w:val="20"/>
+      </w:rPr>
+    </w:lvl>
+    <w:lvl w:ilvl="3" w:tentative="1">
+      <w:start w:val="1"/>
+      <w:numFmt w:val="bullet"/>
+      <w:lvlText w:val=""/>
+      <w:lvlJc w:val="left"/>
+      <w:pPr>
+        <w:tabs>
+          <w:tab w:val="num" w:pos="2880"/>
+        </w:tabs>
+        <w:ind w:left="2880" w:hanging="360"/>
+      </w:pPr>
+      <w:rPr>
+        <w:rFonts w:ascii="Wingdings" w:hAnsi="Wingdings" w:hint="default"/>
+        <w:sz w:val="20"/>
+      </w:rPr>
+    </w:lvl>
+    <w:lvl w:ilvl="4" w:tentative="1">
+      <w:start w:val="1"/>
+      <w:numFmt w:val="bullet"/>
+      <w:lvlText w:val=""/>
+      <w:lvlJc w:val="left"/>
+      <w:pPr>
+        <w:tabs>
+          <w:tab w:val="num" w:pos="3600"/>
+        </w:tabs>
+        <w:ind w:left="3600" w:hanging="360"/>
+      </w:pPr>
+      <w:rPr>
+        <w:rFonts w:ascii="Wingdings" w:hAnsi="Wingdings" w:hint="default"/>
+        <w:sz w:val="20"/>
+      </w:rPr>
+    </w:lvl>
+    <w:lvl w:ilvl="5" w:tentative="1">
+      <w:start w:val="1"/>
+      <w:numFmt w:val="bullet"/>
+      <w:lvlText w:val=""/>
+      <w:lvlJc w:val="left"/>
+      <w:pPr>
+        <w:tabs>
+          <w:tab w:val="num" w:pos="4320"/>
+        </w:tabs>
+        <w:ind w:left="4320" w:hanging="360"/>
+      </w:pPr>
+      <w:rPr>
+        <w:rFonts w:ascii="Wingdings" w:hAnsi="Wingdings" w:hint="default"/>
+        <w:sz w:val="20"/>
+      </w:rPr>
+    </w:lvl>
+    <w:lvl w:ilvl="6" w:tentative="1">
+      <w:start w:val="1"/>
+      <w:numFmt w:val="bullet"/>
+      <w:lvlText w:val=""/>
+      <w:lvlJc w:val="left"/>
+      <w:pPr>
+        <w:tabs>
+          <w:tab w:val="num" w:pos="5040"/>
+        </w:tabs>
+        <w:ind w:left="5040" w:hanging="360"/>
+      </w:pPr>
+      <w:rPr>
+        <w:rFonts w:ascii="Wingdings" w:hAnsi="Wingdings" w:hint="default"/>
+        <w:sz w:val="20"/>
+      </w:rPr>
+    </w:lvl>
+    <w:lvl w:ilvl="7" w:tentative="1">
+      <w:start w:val="1"/>
+      <w:numFmt w:val="bullet"/>
+      <w:lvlText w:val=""/>
+      <w:lvlJc w:val="left"/>
+      <w:pPr>
+        <w:tabs>
+          <w:tab w:val="num" w:pos="5760"/>
+        </w:tabs>
+        <w:ind w:left="5760" w:hanging="360"/>
+      </w:pPr>
+      <w:rPr>
+        <w:rFonts w:ascii="Wingdings" w:hAnsi="Wingdings" w:hint="default"/>
+        <w:sz w:val="20"/>
+      </w:rPr>
+    </w:lvl>
+    <w:lvl w:ilvl="8" w:tentative="1">
+      <w:start w:val="1"/>
+      <w:numFmt w:val="bullet"/>
+      <w:lvlText w:val=""/>
+      <w:lvlJc w:val="left"/>
+      <w:pPr>
+        <w:tabs>
+          <w:tab w:val="num" w:pos="6480"/>
+        </w:tabs>
+        <w:ind w:left="6480" w:hanging="360"/>
+      </w:pPr>
+      <w:rPr>
+        <w:rFonts w:ascii="Wingdings" w:hAnsi="Wingdings" w:hint="default"/>
+        <w:sz w:val="20"/>
+      </w:rPr>
+    </w:lvl>
+  </w:abstractNum>
+  <w:abstractNum w:abstractNumId="4" w15:restartNumberingAfterBreak="0">
+    <w:nsid w:val="44C0366E"/>
+    <w:multiLevelType w:val="multilevel"/>
+    <w:tmpl w:val="BC861660"/>
+    <w:lvl w:ilvl="0">
+      <w:start w:val="1"/>
+      <w:numFmt w:val="bullet"/>
+      <w:lvlText w:val=""/>
+      <w:lvlJc w:val="left"/>
+      <w:pPr>
+        <w:tabs>
+          <w:tab w:val="num" w:pos="720"/>
+        </w:tabs>
+        <w:ind w:left="720" w:hanging="360"/>
+      </w:pPr>
+      <w:rPr>
+        <w:rFonts w:ascii="Symbol" w:hAnsi="Symbol" w:hint="default"/>
+        <w:sz w:val="20"/>
+      </w:rPr>
+    </w:lvl>
+    <w:lvl w:ilvl="1" w:tentative="1">
+      <w:start w:val="1"/>
+      <w:numFmt w:val="bullet"/>
+      <w:lvlText w:val="o"/>
+      <w:lvlJc w:val="left"/>
+      <w:pPr>
+        <w:tabs>
+          <w:tab w:val="num" w:pos="1440"/>
+        </w:tabs>
+        <w:ind w:left="1440" w:hanging="360"/>
+      </w:pPr>
+      <w:rPr>
+        <w:rFonts w:ascii="Courier New" w:hAnsi="Courier New" w:hint="default"/>
+        <w:sz w:val="20"/>
+      </w:rPr>
+    </w:lvl>
+    <w:lvl w:ilvl="2" w:tentative="1">
+      <w:start w:val="1"/>
+      <w:numFmt w:val="bullet"/>
+      <w:lvlText w:val=""/>
+      <w:lvlJc w:val="left"/>
+      <w:pPr>
+        <w:tabs>
+          <w:tab w:val="num" w:pos="2160"/>
+        </w:tabs>
+        <w:ind w:left="2160" w:hanging="360"/>
+      </w:pPr>
+      <w:rPr>
+        <w:rFonts w:ascii="Wingdings" w:hAnsi="Wingdings" w:hint="default"/>
+        <w:sz w:val="20"/>
+      </w:rPr>
+    </w:lvl>
+    <w:lvl w:ilvl="3" w:tentative="1">
+      <w:start w:val="1"/>
+      <w:numFmt w:val="bullet"/>
+      <w:lvlText w:val=""/>
+      <w:lvlJc w:val="left"/>
+      <w:pPr>
+        <w:tabs>
+          <w:tab w:val="num" w:pos="2880"/>
+        </w:tabs>
+        <w:ind w:left="2880" w:hanging="360"/>
+      </w:pPr>
+      <w:rPr>
+        <w:rFonts w:ascii="Wingdings" w:hAnsi="Wingdings" w:hint="default"/>
+        <w:sz w:val="20"/>
+      </w:rPr>
+    </w:lvl>
+    <w:lvl w:ilvl="4" w:tentative="1">
+      <w:start w:val="1"/>
+      <w:numFmt w:val="bullet"/>
+      <w:lvlText w:val=""/>
+      <w:lvlJc w:val="left"/>
+      <w:pPr>
+        <w:tabs>
+          <w:tab w:val="num" w:pos="3600"/>
+        </w:tabs>
+        <w:ind w:left="3600" w:hanging="360"/>
+      </w:pPr>
+      <w:rPr>
+        <w:rFonts w:ascii="Wingdings" w:hAnsi="Wingdings" w:hint="default"/>
+        <w:sz w:val="20"/>
+      </w:rPr>
+    </w:lvl>
+    <w:lvl w:ilvl="5" w:tentative="1">
+      <w:start w:val="1"/>
+      <w:numFmt w:val="bullet"/>
+      <w:lvlText w:val=""/>
+      <w:lvlJc w:val="left"/>
+      <w:pPr>
+        <w:tabs>
+          <w:tab w:val="num" w:pos="4320"/>
+        </w:tabs>
+        <w:ind w:left="4320" w:hanging="360"/>
+      </w:pPr>
+      <w:rPr>
+        <w:rFonts w:ascii="Wingdings" w:hAnsi="Wingdings" w:hint="default"/>
+        <w:sz w:val="20"/>
+      </w:rPr>
+    </w:lvl>
+    <w:lvl w:ilvl="6" w:tentative="1">
+      <w:start w:val="1"/>
+      <w:numFmt w:val="bullet"/>
+      <w:lvlText w:val=""/>
+      <w:lvlJc w:val="left"/>
+      <w:pPr>
+        <w:tabs>
+          <w:tab w:val="num" w:pos="5040"/>
+        </w:tabs>
+        <w:ind w:left="5040" w:hanging="360"/>
+      </w:pPr>
+      <w:rPr>
+        <w:rFonts w:ascii="Wingdings" w:hAnsi="Wingdings" w:hint="default"/>
+        <w:sz w:val="20"/>
+      </w:rPr>
+    </w:lvl>
+    <w:lvl w:ilvl="7" w:tentative="1">
+      <w:start w:val="1"/>
+      <w:numFmt w:val="bullet"/>
+      <w:lvlText w:val=""/>
+      <w:lvlJc w:val="left"/>
+      <w:pPr>
+        <w:tabs>
+          <w:tab w:val="num" w:pos="5760"/>
+        </w:tabs>
+        <w:ind w:left="5760" w:hanging="360"/>
+      </w:pPr>
+      <w:rPr>
+        <w:rFonts w:ascii="Wingdings" w:hAnsi="Wingdings" w:hint="default"/>
+        <w:sz w:val="20"/>
+      </w:rPr>
+    </w:lvl>
+    <w:lvl w:ilvl="8" w:tentative="1">
+      <w:start w:val="1"/>
+      <w:numFmt w:val="bullet"/>
+      <w:lvlText w:val=""/>
+      <w:lvlJc w:val="left"/>
+      <w:pPr>
+        <w:tabs>
+          <w:tab w:val="num" w:pos="6480"/>
+        </w:tabs>
+        <w:ind w:left="6480" w:hanging="360"/>
+      </w:pPr>
+      <w:rPr>
+        <w:rFonts w:ascii="Wingdings" w:hAnsi="Wingdings" w:hint="default"/>
+        <w:sz w:val="20"/>
+      </w:rPr>
+    </w:lvl>
+  </w:abstractNum>
+  <w:abstractNum w:abstractNumId="5" w15:restartNumberingAfterBreak="0">
+    <w:nsid w:val="735E387F"/>
+    <w:multiLevelType w:val="multilevel"/>
+    <w:tmpl w:val="3FE48CE4"/>
+    <w:lvl w:ilvl="0">
+      <w:start w:val="1"/>
+      <w:numFmt w:val="bullet"/>
+      <w:lvlText w:val=""/>
+      <w:lvlJc w:val="left"/>
+      <w:pPr>
+        <w:tabs>
+          <w:tab w:val="num" w:pos="720"/>
+        </w:tabs>
+        <w:ind w:left="720" w:hanging="360"/>
+      </w:pPr>
+      <w:rPr>
+        <w:rFonts w:ascii="Symbol" w:hAnsi="Symbol" w:hint="default"/>
+        <w:sz w:val="20"/>
+      </w:rPr>
+    </w:lvl>
+    <w:lvl w:ilvl="1">
+      <w:start w:val="1"/>
+      <w:numFmt w:val="decimal"/>
+      <w:lvlText w:val="%2."/>
+      <w:lvlJc w:val="left"/>
+      <w:pPr>
+        <w:tabs>
+          <w:tab w:val="num" w:pos="1440"/>
+        </w:tabs>
+        <w:ind w:left="1440" w:hanging="360"/>
+      </w:pPr>
     </w:lvl>
     <w:lvl w:ilvl="2" w:tentative="1">
       <w:start w:val="1"/>
@@ -1240,16 +2398,25 @@
     <w:abstractNumId w:val="0"/>
   </w:num>
   <w:num w:numId="2" w16cid:durableId="1379428383">
+    <w:abstractNumId w:val="3"/>
+  </w:num>
+  <w:num w:numId="3" w16cid:durableId="281156672">
     <w:abstractNumId w:val="2"/>
   </w:num>
-  <w:num w:numId="3" w16cid:durableId="281156672">
+  <w:num w:numId="4" w16cid:durableId="1817986069">
+    <w:abstractNumId w:val="4"/>
+  </w:num>
+  <w:num w:numId="5" w16cid:durableId="584263181">
     <w:abstractNumId w:val="1"/>
+  </w:num>
+  <w:num w:numId="6" w16cid:durableId="1383478191">
+    <w:abstractNumId w:val="5"/>
   </w:num>
 </w:numbering>
 </file>
 
 <file path=word/styles.xml><?xml version="1.0" encoding="utf-8"?>
-<w:styles xmlns:mc="http://schemas.openxmlformats.org/markup-compatibility/2006" xmlns:r="http://schemas.openxmlformats.org/officeDocument/2006/relationships" xmlns:w="http://schemas.openxmlformats.org/wordprocessingml/2006/main" xmlns:w14="http://schemas.microsoft.com/office/word/2010/wordml" xmlns:w15="http://schemas.microsoft.com/office/word/2012/wordml" xmlns:w16cex="http://schemas.microsoft.com/office/word/2018/wordml/cex" xmlns:w16cid="http://schemas.microsoft.com/office/word/2016/wordml/cid" xmlns:w16="http://schemas.microsoft.com/office/word/2018/wordml" xmlns:w16du="http://schemas.microsoft.com/office/word/2023/wordml/word16du" xmlns:w16sdtdh="http://schemas.microsoft.com/office/word/2020/wordml/sdtdatahash" xmlns:w16se="http://schemas.microsoft.com/office/word/2015/wordml/symex" mc:Ignorable="w14 w15 w16se w16cid w16 w16cex w16sdtdh w16du">
+<w:styles xmlns:mc="http://schemas.openxmlformats.org/markup-compatibility/2006" xmlns:r="http://schemas.openxmlformats.org/officeDocument/2006/relationships" xmlns:w="http://schemas.openxmlformats.org/wordprocessingml/2006/main" xmlns:w14="http://schemas.microsoft.com/office/word/2010/wordml" xmlns:w15="http://schemas.microsoft.com/office/word/2012/wordml" xmlns:w16cex="http://schemas.microsoft.com/office/word/2018/wordml/cex" xmlns:w16cid="http://schemas.microsoft.com/office/word/2016/wordml/cid" xmlns:w16="http://schemas.microsoft.com/office/word/2018/wordml" xmlns:w16du="http://schemas.microsoft.com/office/word/2023/wordml/word16du" xmlns:w16sdtdh="http://schemas.microsoft.com/office/word/2020/wordml/sdtdatahash" xmlns:w16sdtfl="http://schemas.microsoft.com/office/word/2024/wordml/sdtformatlock" xmlns:w16se="http://schemas.microsoft.com/office/word/2015/wordml/symex" mc:Ignorable="w14 w15 w16se w16cid w16 w16cex w16sdtdh w16sdtfl w16du">
   <w:docDefaults>
     <w:rPrDefault>
       <w:rPr>
@@ -1693,10 +2860,55 @@
       <w14:ligatures w14:val="none"/>
     </w:rPr>
   </w:style>
+  <w:style w:type="paragraph" w:styleId="Ttulo3">
+    <w:name w:val="heading 3"/>
+    <w:basedOn w:val="Normal"/>
+    <w:next w:val="Normal"/>
+    <w:link w:val="Ttulo3Car"/>
+    <w:uiPriority w:val="9"/>
+    <w:semiHidden/>
+    <w:unhideWhenUsed/>
+    <w:qFormat/>
+    <w:rsid w:val="00B23C3A"/>
+    <w:pPr>
+      <w:keepNext/>
+      <w:keepLines/>
+      <w:spacing w:before="40" w:after="0"/>
+      <w:outlineLvl w:val="2"/>
+    </w:pPr>
+    <w:rPr>
+      <w:rFonts w:asciiTheme="majorHAnsi" w:eastAsiaTheme="majorEastAsia" w:hAnsiTheme="majorHAnsi" w:cstheme="majorBidi"/>
+      <w:color w:val="1F3763" w:themeColor="accent1" w:themeShade="7F"/>
+      <w:sz w:val="24"/>
+      <w:szCs w:val="24"/>
+    </w:rPr>
+  </w:style>
+  <w:style w:type="paragraph" w:styleId="Ttulo4">
+    <w:name w:val="heading 4"/>
+    <w:basedOn w:val="Normal"/>
+    <w:next w:val="Normal"/>
+    <w:link w:val="Ttulo4Car"/>
+    <w:uiPriority w:val="9"/>
+    <w:semiHidden/>
+    <w:unhideWhenUsed/>
+    <w:qFormat/>
+    <w:rsid w:val="00B23C3A"/>
+    <w:pPr>
+      <w:keepNext/>
+      <w:keepLines/>
+      <w:spacing w:before="40" w:after="0"/>
+      <w:outlineLvl w:val="3"/>
+    </w:pPr>
+    <w:rPr>
+      <w:rFonts w:asciiTheme="majorHAnsi" w:eastAsiaTheme="majorEastAsia" w:hAnsiTheme="majorHAnsi" w:cstheme="majorBidi"/>
+      <w:i/>
+      <w:iCs/>
+      <w:color w:val="2F5496" w:themeColor="accent1" w:themeShade="BF"/>
+    </w:rPr>
+  </w:style>
   <w:style w:type="character" w:default="1" w:styleId="Fuentedeprrafopredeter">
     <w:name w:val="Default Paragraph Font"/>
     <w:uiPriority w:val="1"/>
-    <w:semiHidden/>
     <w:unhideWhenUsed/>
   </w:style>
   <w:style w:type="table" w:default="1" w:styleId="Tablanormal">
@@ -1771,6 +2983,34 @@
       <w:szCs w:val="24"/>
       <w:lang w:eastAsia="es-MX"/>
       <w14:ligatures w14:val="none"/>
+    </w:rPr>
+  </w:style>
+  <w:style w:type="character" w:customStyle="1" w:styleId="Ttulo3Car">
+    <w:name w:val="Título 3 Car"/>
+    <w:basedOn w:val="Fuentedeprrafopredeter"/>
+    <w:link w:val="Ttulo3"/>
+    <w:uiPriority w:val="9"/>
+    <w:semiHidden/>
+    <w:rsid w:val="00B23C3A"/>
+    <w:rPr>
+      <w:rFonts w:asciiTheme="majorHAnsi" w:eastAsiaTheme="majorEastAsia" w:hAnsiTheme="majorHAnsi" w:cstheme="majorBidi"/>
+      <w:color w:val="1F3763" w:themeColor="accent1" w:themeShade="7F"/>
+      <w:sz w:val="24"/>
+      <w:szCs w:val="24"/>
+    </w:rPr>
+  </w:style>
+  <w:style w:type="character" w:customStyle="1" w:styleId="Ttulo4Car">
+    <w:name w:val="Título 4 Car"/>
+    <w:basedOn w:val="Fuentedeprrafopredeter"/>
+    <w:link w:val="Ttulo4"/>
+    <w:uiPriority w:val="9"/>
+    <w:semiHidden/>
+    <w:rsid w:val="00B23C3A"/>
+    <w:rPr>
+      <w:rFonts w:asciiTheme="majorHAnsi" w:eastAsiaTheme="majorEastAsia" w:hAnsiTheme="majorHAnsi" w:cstheme="majorBidi"/>
+      <w:i/>
+      <w:iCs/>
+      <w:color w:val="2F5496" w:themeColor="accent1" w:themeShade="BF"/>
     </w:rPr>
   </w:style>
 </w:styles>

--- a/Actividad 2 Unidad 2 usuarioCOmputadora/Actividad 2 de Usuario COmputadora Unidad 2.docx
+++ b/Actividad 2 Unidad 2 usuarioCOmputadora/Actividad 2 de Usuario COmputadora Unidad 2.docx
@@ -1,6 +1,6 @@
 
 <file path=word/document.xml><?xml version="1.0" encoding="utf-8"?>
-<w:document xmlns:wpc="http://schemas.microsoft.com/office/word/2010/wordprocessingCanvas" xmlns:cx="http://schemas.microsoft.com/office/drawing/2014/chartex" xmlns:cx1="http://schemas.microsoft.com/office/drawing/2015/9/8/chartex" xmlns:cx2="http://schemas.microsoft.com/office/drawing/2015/10/21/chartex" xmlns:cx3="http://schemas.microsoft.com/office/drawing/2016/5/9/chartex" xmlns:cx4="http://schemas.microsoft.com/office/drawing/2016/5/10/chartex" xmlns:cx5="http://schemas.microsoft.com/office/drawing/2016/5/11/chartex" xmlns:cx6="http://schemas.microsoft.com/office/drawing/2016/5/12/chartex" xmlns:cx7="http://schemas.microsoft.com/office/drawing/2016/5/13/chartex" xmlns:cx8="http://schemas.microsoft.com/office/drawing/2016/5/14/chartex" xmlns:mc="http://schemas.openxmlformats.org/markup-compatibility/2006" xmlns:aink="http://schemas.microsoft.com/office/drawing/2016/ink" xmlns:am3d="http://schemas.microsoft.com/office/drawing/2017/model3d" xmlns:o="urn:schemas-microsoft-com:office:office" xmlns:oel="http://schemas.microsoft.com/office/2019/extlst" xmlns:r="http://schemas.openxmlformats.org/officeDocument/2006/relationships" xmlns:m="http://schemas.openxmlformats.org/officeDocument/2006/math" xmlns:v="urn:schemas-microsoft-com:vml" xmlns:wp14="http://schemas.microsoft.com/office/word/2010/wordprocessingDrawing" xmlns:wp="http://schemas.openxmlformats.org/drawingml/2006/wordprocessingDrawing" xmlns:w10="urn:schemas-microsoft-com:office:word" xmlns:w="http://schemas.openxmlformats.org/wordprocessingml/2006/main" xmlns:w14="http://schemas.microsoft.com/office/word/2010/wordml" xmlns:w15="http://schemas.microsoft.com/office/word/2012/wordml" xmlns:w16cex="http://schemas.microsoft.com/office/word/2018/wordml/cex" xmlns:w16cid="http://schemas.microsoft.com/office/word/2016/wordml/cid" xmlns:w16="http://schemas.microsoft.com/office/word/2018/wordml" xmlns:w16du="http://schemas.microsoft.com/office/word/2023/wordml/word16du" xmlns:w16sdtdh="http://schemas.microsoft.com/office/word/2020/wordml/sdtdatahash" xmlns:w16sdtfl="http://schemas.microsoft.com/office/word/2024/wordml/sdtformatlock" xmlns:w16se="http://schemas.microsoft.com/office/word/2015/wordml/symex" xmlns:wpg="http://schemas.microsoft.com/office/word/2010/wordprocessingGroup" xmlns:wpi="http://schemas.microsoft.com/office/word/2010/wordprocessingInk" xmlns:wne="http://schemas.microsoft.com/office/word/2006/wordml" xmlns:wps="http://schemas.microsoft.com/office/word/2010/wordprocessingShape" mc:Ignorable="w14 w15 w16se w16cid w16 w16cex w16sdtdh w16sdtfl w16du wp14">
+<w:document xmlns:wpc="http://schemas.microsoft.com/office/word/2010/wordprocessingCanvas" xmlns:cx="http://schemas.microsoft.com/office/drawing/2014/chartex" xmlns:cx1="http://schemas.microsoft.com/office/drawing/2015/9/8/chartex" xmlns:cx2="http://schemas.microsoft.com/office/drawing/2015/10/21/chartex" xmlns:cx3="http://schemas.microsoft.com/office/drawing/2016/5/9/chartex" xmlns:cx4="http://schemas.microsoft.com/office/drawing/2016/5/10/chartex" xmlns:cx5="http://schemas.microsoft.com/office/drawing/2016/5/11/chartex" xmlns:cx6="http://schemas.microsoft.com/office/drawing/2016/5/12/chartex" xmlns:cx7="http://schemas.microsoft.com/office/drawing/2016/5/13/chartex" xmlns:cx8="http://schemas.microsoft.com/office/drawing/2016/5/14/chartex" xmlns:mc="http://schemas.openxmlformats.org/markup-compatibility/2006" xmlns:aink="http://schemas.microsoft.com/office/drawing/2016/ink" xmlns:am3d="http://schemas.microsoft.com/office/drawing/2017/model3d" xmlns:o="urn:schemas-microsoft-com:office:office" xmlns:r="http://schemas.openxmlformats.org/officeDocument/2006/relationships" xmlns:m="http://schemas.openxmlformats.org/officeDocument/2006/math" xmlns:v="urn:schemas-microsoft-com:vml" xmlns:wp14="http://schemas.microsoft.com/office/word/2010/wordprocessingDrawing" xmlns:wp="http://schemas.openxmlformats.org/drawingml/2006/wordprocessingDrawing" xmlns:w10="urn:schemas-microsoft-com:office:word" xmlns:w="http://schemas.openxmlformats.org/wordprocessingml/2006/main" xmlns:w14="http://schemas.microsoft.com/office/word/2010/wordml" xmlns:w15="http://schemas.microsoft.com/office/word/2012/wordml" xmlns:w16cex="http://schemas.microsoft.com/office/word/2018/wordml/cex" xmlns:w16cid="http://schemas.microsoft.com/office/word/2016/wordml/cid" xmlns:w16="http://schemas.microsoft.com/office/word/2018/wordml" xmlns:w16se="http://schemas.microsoft.com/office/word/2015/wordml/symex" xmlns:wpg="http://schemas.microsoft.com/office/word/2010/wordprocessingGroup" xmlns:wpi="http://schemas.microsoft.com/office/word/2010/wordprocessingInk" xmlns:wne="http://schemas.microsoft.com/office/word/2006/wordml" xmlns:wps="http://schemas.microsoft.com/office/word/2010/wordprocessingShape" mc:Ignorable="w14 w15 w16se w16cid w16 w16cex wp14">
   <w:body>
     <w:p>
       <w:pPr>
@@ -51,8 +51,6 @@
         </w:rPr>
         <w:t xml:space="preserve"> </w:t>
       </w:r>
-      <w:proofErr w:type="spellStart"/>
-      <w:proofErr w:type="gramStart"/>
       <w:r>
         <w:rPr>
           <w:rFonts w:ascii="Times New Roman" w:eastAsia="Times New Roman" w:hAnsi="Times New Roman" w:cs="Times New Roman"/>
@@ -68,20 +66,14 @@
         <w:rPr>
           <w:rFonts w:ascii="Times New Roman" w:eastAsia="Times New Roman" w:hAnsi="Times New Roman" w:cs="Times New Roman"/>
           <w:kern w:val="36"/>
-          <w:sz w:val="32"/>
-          <w:szCs w:val="32"/>
-          <w:lang w:eastAsia="es-MX"/>
-          <w14:ligatures w14:val="none"/>
-        </w:rPr>
-        <w:t>CarranzaMayaEdwinEnrique</w:t>
-      </w:r>
-      <w:proofErr w:type="spellEnd"/>
-      <w:proofErr w:type="gramEnd"/>
-    </w:p>
-    <w:p>
-      <w:pPr>
-        <w:spacing w:before="100" w:beforeAutospacing="1" w:after="100" w:afterAutospacing="1" w:line="240" w:lineRule="auto"/>
-        <w:outlineLvl w:val="0"/>
+          <w:sz w:val="28"/>
+          <w:szCs w:val="28"/>
+          <w:lang w:eastAsia="es-MX"/>
+          <w14:ligatures w14:val="none"/>
+        </w:rPr>
+        <w:t xml:space="preserve"> </w:t>
+      </w:r>
+      <w:r>
         <w:rPr>
           <w:rFonts w:ascii="Times New Roman" w:eastAsia="Times New Roman" w:hAnsi="Times New Roman" w:cs="Times New Roman"/>
           <w:kern w:val="36"/>
@@ -90,8 +82,8 @@
           <w:lang w:eastAsia="es-MX"/>
           <w14:ligatures w14:val="none"/>
         </w:rPr>
-      </w:pPr>
-      <w:proofErr w:type="spellStart"/>
+        <w:t>Carranza</w:t>
+      </w:r>
       <w:r>
         <w:rPr>
           <w:rFonts w:ascii="Times New Roman" w:eastAsia="Times New Roman" w:hAnsi="Times New Roman" w:cs="Times New Roman"/>
@@ -101,9 +93,300 @@
           <w:lang w:eastAsia="es-MX"/>
           <w14:ligatures w14:val="none"/>
         </w:rPr>
-        <w:t>GarciaGarciaEduardoAlejandro</w:t>
+        <w:t xml:space="preserve"> </w:t>
+      </w:r>
+      <w:r>
+        <w:rPr>
+          <w:rFonts w:ascii="Times New Roman" w:eastAsia="Times New Roman" w:hAnsi="Times New Roman" w:cs="Times New Roman"/>
+          <w:kern w:val="36"/>
+          <w:sz w:val="32"/>
+          <w:szCs w:val="32"/>
+          <w:lang w:eastAsia="es-MX"/>
+          <w14:ligatures w14:val="none"/>
+        </w:rPr>
+        <w:t>Maya</w:t>
+      </w:r>
+      <w:r>
+        <w:rPr>
+          <w:rFonts w:ascii="Times New Roman" w:eastAsia="Times New Roman" w:hAnsi="Times New Roman" w:cs="Times New Roman"/>
+          <w:kern w:val="36"/>
+          <w:sz w:val="32"/>
+          <w:szCs w:val="32"/>
+          <w:lang w:eastAsia="es-MX"/>
+          <w14:ligatures w14:val="none"/>
+        </w:rPr>
+        <w:t xml:space="preserve"> </w:t>
+      </w:r>
+      <w:r>
+        <w:rPr>
+          <w:rFonts w:ascii="Times New Roman" w:eastAsia="Times New Roman" w:hAnsi="Times New Roman" w:cs="Times New Roman"/>
+          <w:kern w:val="36"/>
+          <w:sz w:val="32"/>
+          <w:szCs w:val="32"/>
+          <w:lang w:eastAsia="es-MX"/>
+          <w14:ligatures w14:val="none"/>
+        </w:rPr>
+        <w:t>Edwin</w:t>
+      </w:r>
+      <w:r>
+        <w:rPr>
+          <w:rFonts w:ascii="Times New Roman" w:eastAsia="Times New Roman" w:hAnsi="Times New Roman" w:cs="Times New Roman"/>
+          <w:kern w:val="36"/>
+          <w:sz w:val="32"/>
+          <w:szCs w:val="32"/>
+          <w:lang w:eastAsia="es-MX"/>
+          <w14:ligatures w14:val="none"/>
+        </w:rPr>
+        <w:t xml:space="preserve"> </w:t>
+      </w:r>
+      <w:r>
+        <w:rPr>
+          <w:rFonts w:ascii="Times New Roman" w:eastAsia="Times New Roman" w:hAnsi="Times New Roman" w:cs="Times New Roman"/>
+          <w:kern w:val="36"/>
+          <w:sz w:val="32"/>
+          <w:szCs w:val="32"/>
+          <w:lang w:eastAsia="es-MX"/>
+          <w14:ligatures w14:val="none"/>
+        </w:rPr>
+        <w:t>Enrique</w:t>
+      </w:r>
+    </w:p>
+    <w:p>
+      <w:pPr>
+        <w:spacing w:before="100" w:beforeAutospacing="1" w:after="100" w:afterAutospacing="1" w:line="240" w:lineRule="auto"/>
+        <w:outlineLvl w:val="0"/>
+        <w:rPr>
+          <w:rFonts w:ascii="Times New Roman" w:eastAsia="Times New Roman" w:hAnsi="Times New Roman" w:cs="Times New Roman"/>
+          <w:kern w:val="36"/>
+          <w:sz w:val="32"/>
+          <w:szCs w:val="32"/>
+          <w:lang w:eastAsia="es-MX"/>
+          <w14:ligatures w14:val="none"/>
+        </w:rPr>
+      </w:pPr>
+      <w:proofErr w:type="spellStart"/>
+      <w:r>
+        <w:rPr>
+          <w:rFonts w:ascii="Times New Roman" w:eastAsia="Times New Roman" w:hAnsi="Times New Roman" w:cs="Times New Roman"/>
+          <w:kern w:val="36"/>
+          <w:sz w:val="32"/>
+          <w:szCs w:val="32"/>
+          <w:lang w:eastAsia="es-MX"/>
+          <w14:ligatures w14:val="none"/>
+        </w:rPr>
+        <w:t>Garcia</w:t>
       </w:r>
       <w:proofErr w:type="spellEnd"/>
+      <w:r>
+        <w:rPr>
+          <w:rFonts w:ascii="Times New Roman" w:eastAsia="Times New Roman" w:hAnsi="Times New Roman" w:cs="Times New Roman"/>
+          <w:kern w:val="36"/>
+          <w:sz w:val="32"/>
+          <w:szCs w:val="32"/>
+          <w:lang w:eastAsia="es-MX"/>
+          <w14:ligatures w14:val="none"/>
+        </w:rPr>
+        <w:t xml:space="preserve"> </w:t>
+      </w:r>
+      <w:proofErr w:type="spellStart"/>
+      <w:r>
+        <w:rPr>
+          <w:rFonts w:ascii="Times New Roman" w:eastAsia="Times New Roman" w:hAnsi="Times New Roman" w:cs="Times New Roman"/>
+          <w:kern w:val="36"/>
+          <w:sz w:val="32"/>
+          <w:szCs w:val="32"/>
+          <w:lang w:eastAsia="es-MX"/>
+          <w14:ligatures w14:val="none"/>
+        </w:rPr>
+        <w:t>Garcia</w:t>
+      </w:r>
+      <w:proofErr w:type="spellEnd"/>
+      <w:r>
+        <w:rPr>
+          <w:rFonts w:ascii="Times New Roman" w:eastAsia="Times New Roman" w:hAnsi="Times New Roman" w:cs="Times New Roman"/>
+          <w:kern w:val="36"/>
+          <w:sz w:val="32"/>
+          <w:szCs w:val="32"/>
+          <w:lang w:eastAsia="es-MX"/>
+          <w14:ligatures w14:val="none"/>
+        </w:rPr>
+        <w:t xml:space="preserve"> </w:t>
+      </w:r>
+      <w:r>
+        <w:rPr>
+          <w:rFonts w:ascii="Times New Roman" w:eastAsia="Times New Roman" w:hAnsi="Times New Roman" w:cs="Times New Roman"/>
+          <w:kern w:val="36"/>
+          <w:sz w:val="32"/>
+          <w:szCs w:val="32"/>
+          <w:lang w:eastAsia="es-MX"/>
+          <w14:ligatures w14:val="none"/>
+        </w:rPr>
+        <w:t>Eduardo</w:t>
+      </w:r>
+      <w:r>
+        <w:rPr>
+          <w:rFonts w:ascii="Times New Roman" w:eastAsia="Times New Roman" w:hAnsi="Times New Roman" w:cs="Times New Roman"/>
+          <w:kern w:val="36"/>
+          <w:sz w:val="32"/>
+          <w:szCs w:val="32"/>
+          <w:lang w:eastAsia="es-MX"/>
+          <w14:ligatures w14:val="none"/>
+        </w:rPr>
+        <w:t xml:space="preserve"> </w:t>
+      </w:r>
+      <w:r>
+        <w:rPr>
+          <w:rFonts w:ascii="Times New Roman" w:eastAsia="Times New Roman" w:hAnsi="Times New Roman" w:cs="Times New Roman"/>
+          <w:kern w:val="36"/>
+          <w:sz w:val="32"/>
+          <w:szCs w:val="32"/>
+          <w:lang w:eastAsia="es-MX"/>
+          <w14:ligatures w14:val="none"/>
+        </w:rPr>
+        <w:t>Alejandro</w:t>
+      </w:r>
+      <w:r>
+        <w:rPr>
+          <w:rFonts w:ascii="Times New Roman" w:eastAsia="Times New Roman" w:hAnsi="Times New Roman" w:cs="Times New Roman"/>
+          <w:kern w:val="36"/>
+          <w:sz w:val="32"/>
+          <w:szCs w:val="32"/>
+          <w:lang w:eastAsia="es-MX"/>
+          <w14:ligatures w14:val="none"/>
+        </w:rPr>
+        <w:t xml:space="preserve">, Rivera </w:t>
+      </w:r>
+      <w:proofErr w:type="spellStart"/>
+      <w:r>
+        <w:rPr>
+          <w:rFonts w:ascii="Times New Roman" w:eastAsia="Times New Roman" w:hAnsi="Times New Roman" w:cs="Times New Roman"/>
+          <w:kern w:val="36"/>
+          <w:sz w:val="32"/>
+          <w:szCs w:val="32"/>
+          <w:lang w:eastAsia="es-MX"/>
+          <w14:ligatures w14:val="none"/>
+        </w:rPr>
+        <w:t>Hernandez</w:t>
+      </w:r>
+      <w:proofErr w:type="spellEnd"/>
+      <w:r>
+        <w:rPr>
+          <w:rFonts w:ascii="Times New Roman" w:eastAsia="Times New Roman" w:hAnsi="Times New Roman" w:cs="Times New Roman"/>
+          <w:kern w:val="36"/>
+          <w:sz w:val="32"/>
+          <w:szCs w:val="32"/>
+          <w:lang w:eastAsia="es-MX"/>
+          <w14:ligatures w14:val="none"/>
+        </w:rPr>
+        <w:t xml:space="preserve"> </w:t>
+      </w:r>
+      <w:proofErr w:type="spellStart"/>
+      <w:r>
+        <w:rPr>
+          <w:rFonts w:ascii="Times New Roman" w:eastAsia="Times New Roman" w:hAnsi="Times New Roman" w:cs="Times New Roman"/>
+          <w:kern w:val="36"/>
+          <w:sz w:val="32"/>
+          <w:szCs w:val="32"/>
+          <w:lang w:eastAsia="es-MX"/>
+          <w14:ligatures w14:val="none"/>
+        </w:rPr>
+        <w:t>Jose</w:t>
+      </w:r>
+      <w:proofErr w:type="spellEnd"/>
+      <w:r>
+        <w:rPr>
+          <w:rFonts w:ascii="Times New Roman" w:eastAsia="Times New Roman" w:hAnsi="Times New Roman" w:cs="Times New Roman"/>
+          <w:kern w:val="36"/>
+          <w:sz w:val="32"/>
+          <w:szCs w:val="32"/>
+          <w:lang w:eastAsia="es-MX"/>
+          <w14:ligatures w14:val="none"/>
+        </w:rPr>
+        <w:t xml:space="preserve"> Carlos Adolfo</w:t>
+      </w:r>
+      <w:r>
+        <w:rPr>
+          <w:rFonts w:ascii="Times New Roman" w:eastAsia="Times New Roman" w:hAnsi="Times New Roman" w:cs="Times New Roman"/>
+          <w:kern w:val="36"/>
+          <w:sz w:val="32"/>
+          <w:szCs w:val="32"/>
+          <w:lang w:eastAsia="es-MX"/>
+          <w14:ligatures w14:val="none"/>
+        </w:rPr>
+        <w:t xml:space="preserve">, </w:t>
+      </w:r>
+      <w:proofErr w:type="spellStart"/>
+      <w:r>
+        <w:rPr>
+          <w:rFonts w:ascii="Times New Roman" w:eastAsia="Times New Roman" w:hAnsi="Times New Roman" w:cs="Times New Roman"/>
+          <w:kern w:val="36"/>
+          <w:sz w:val="32"/>
+          <w:szCs w:val="32"/>
+          <w:lang w:eastAsia="es-MX"/>
+          <w14:ligatures w14:val="none"/>
+        </w:rPr>
+        <w:t>Cedric</w:t>
+      </w:r>
+      <w:proofErr w:type="spellEnd"/>
+      <w:r>
+        <w:rPr>
+          <w:rFonts w:ascii="Times New Roman" w:eastAsia="Times New Roman" w:hAnsi="Times New Roman" w:cs="Times New Roman"/>
+          <w:kern w:val="36"/>
+          <w:sz w:val="32"/>
+          <w:szCs w:val="32"/>
+          <w:lang w:eastAsia="es-MX"/>
+          <w14:ligatures w14:val="none"/>
+        </w:rPr>
+        <w:t xml:space="preserve"> </w:t>
+      </w:r>
+      <w:proofErr w:type="spellStart"/>
+      <w:r>
+        <w:rPr>
+          <w:rFonts w:ascii="Times New Roman" w:eastAsia="Times New Roman" w:hAnsi="Times New Roman" w:cs="Times New Roman"/>
+          <w:kern w:val="36"/>
+          <w:sz w:val="32"/>
+          <w:szCs w:val="32"/>
+          <w:lang w:eastAsia="es-MX"/>
+          <w14:ligatures w14:val="none"/>
+        </w:rPr>
+        <w:t>Anjulian</w:t>
+      </w:r>
+      <w:proofErr w:type="spellEnd"/>
+      <w:r>
+        <w:rPr>
+          <w:rFonts w:ascii="Times New Roman" w:eastAsia="Times New Roman" w:hAnsi="Times New Roman" w:cs="Times New Roman"/>
+          <w:kern w:val="36"/>
+          <w:sz w:val="32"/>
+          <w:szCs w:val="32"/>
+          <w:lang w:eastAsia="es-MX"/>
+          <w14:ligatures w14:val="none"/>
+        </w:rPr>
+        <w:t xml:space="preserve"> </w:t>
+      </w:r>
+      <w:proofErr w:type="spellStart"/>
+      <w:r>
+        <w:rPr>
+          <w:rFonts w:ascii="Times New Roman" w:eastAsia="Times New Roman" w:hAnsi="Times New Roman" w:cs="Times New Roman"/>
+          <w:kern w:val="36"/>
+          <w:sz w:val="32"/>
+          <w:szCs w:val="32"/>
+          <w:lang w:eastAsia="es-MX"/>
+          <w14:ligatures w14:val="none"/>
+        </w:rPr>
+        <w:t>Godinez</w:t>
+      </w:r>
+      <w:proofErr w:type="spellEnd"/>
+      <w:r>
+        <w:rPr>
+          <w:rFonts w:ascii="Times New Roman" w:eastAsia="Times New Roman" w:hAnsi="Times New Roman" w:cs="Times New Roman"/>
+          <w:kern w:val="36"/>
+          <w:sz w:val="32"/>
+          <w:szCs w:val="32"/>
+          <w:lang w:eastAsia="es-MX"/>
+          <w14:ligatures w14:val="none"/>
+        </w:rPr>
+        <w:t xml:space="preserve"> Olvera</w:t>
+      </w:r>
     </w:p>
     <w:p>
       <w:pPr>
@@ -474,6 +757,7 @@
           <w:lang w:eastAsia="es-MX"/>
           <w14:ligatures w14:val="none"/>
         </w:rPr>
+        <w:lastRenderedPageBreak/>
         <w:t>Interfaz Intuitiva y Clara:</w:t>
       </w:r>
       <w:r>
@@ -515,7 +799,6 @@
           <w:lang w:eastAsia="es-MX"/>
           <w14:ligatures w14:val="none"/>
         </w:rPr>
-        <w:lastRenderedPageBreak/>
         <w:t>Compatibilidad Multiplataforma:</w:t>
       </w:r>
       <w:r>
@@ -933,7 +1216,31 @@
           <w:lang w:eastAsia="es-MX"/>
           <w14:ligatures w14:val="none"/>
         </w:rPr>
-        <w:t xml:space="preserve"> Evaluar si los usuarios acceden desde teléfonos inteligentes (smartphones), tabletas, computadoras de escritorio o laptops. Cada dispositivo exige consideraciones de diseño diferentes (responsive </w:t>
+        <w:t xml:space="preserve"> Evaluar si los usuarios acceden desde teléfonos inteligentes (smartphones), tabletas, computadoras de escritorio o laptops. Cada dispositivo exige consideraciones de diseño diferentes (</w:t>
+      </w:r>
+      <w:proofErr w:type="spellStart"/>
+      <w:r>
+        <w:rPr>
+          <w:rFonts w:ascii="Times New Roman" w:eastAsia="Times New Roman" w:hAnsi="Times New Roman" w:cs="Times New Roman"/>
+          <w:kern w:val="0"/>
+          <w:sz w:val="24"/>
+          <w:szCs w:val="24"/>
+          <w:lang w:eastAsia="es-MX"/>
+          <w14:ligatures w14:val="none"/>
+        </w:rPr>
+        <w:t>responsive</w:t>
+      </w:r>
+      <w:proofErr w:type="spellEnd"/>
+      <w:r>
+        <w:rPr>
+          <w:rFonts w:ascii="Times New Roman" w:eastAsia="Times New Roman" w:hAnsi="Times New Roman" w:cs="Times New Roman"/>
+          <w:kern w:val="0"/>
+          <w:sz w:val="24"/>
+          <w:szCs w:val="24"/>
+          <w:lang w:eastAsia="es-MX"/>
+          <w14:ligatures w14:val="none"/>
+        </w:rPr>
+        <w:t xml:space="preserve"> </w:t>
       </w:r>
       <w:proofErr w:type="spellStart"/>
       <w:r>
@@ -1409,31 +1716,7 @@
           <w:lang w:eastAsia="es-MX"/>
           <w14:ligatures w14:val="none"/>
         </w:rPr>
-        <w:t xml:space="preserve"> Lo que el usuario hace y cómo responde la interfaz (ej. "1. Abre la </w:t>
-      </w:r>
-      <w:proofErr w:type="gramStart"/>
-      <w:r>
-        <w:rPr>
-          <w:rFonts w:ascii="Times New Roman" w:eastAsia="Times New Roman" w:hAnsi="Times New Roman" w:cs="Times New Roman"/>
-          <w:kern w:val="0"/>
-          <w:sz w:val="24"/>
-          <w:szCs w:val="24"/>
-          <w:lang w:eastAsia="es-MX"/>
-          <w14:ligatures w14:val="none"/>
-        </w:rPr>
-        <w:t>app</w:t>
-      </w:r>
-      <w:proofErr w:type="gramEnd"/>
-      <w:r>
-        <w:rPr>
-          <w:rFonts w:ascii="Times New Roman" w:eastAsia="Times New Roman" w:hAnsi="Times New Roman" w:cs="Times New Roman"/>
-          <w:kern w:val="0"/>
-          <w:sz w:val="24"/>
-          <w:szCs w:val="24"/>
-          <w:lang w:eastAsia="es-MX"/>
-          <w14:ligatures w14:val="none"/>
-        </w:rPr>
-        <w:t xml:space="preserve"> institucional. 2. Ingresa con su huella digital. 3. Busca la sección de inscripciones. 4. Selecciona la materia y confirma").</w:t>
+        <w:t xml:space="preserve"> Lo que el usuario hace y cómo responde la interfaz (ej. "1. Abre la app institucional. 2. Ingresa con su huella digital. 3. Busca la sección de inscripciones. 4. Selecciona la materia y confirma").</w:t>
       </w:r>
     </w:p>
     <w:p>
@@ -1477,6 +1760,591 @@
         <w:t xml:space="preserve"> El cumplimiento del objetivo (ej. "Recibe un comprobante digital de inscripción exitosa").</w:t>
       </w:r>
     </w:p>
+    <w:p>
+      <w:pPr>
+        <w:spacing w:before="100" w:beforeAutospacing="1" w:after="100" w:afterAutospacing="1" w:line="240" w:lineRule="auto"/>
+        <w:ind w:left="720"/>
+        <w:rPr>
+          <w:rFonts w:ascii="Times New Roman" w:eastAsia="Times New Roman" w:hAnsi="Times New Roman" w:cs="Times New Roman"/>
+          <w:kern w:val="0"/>
+          <w:sz w:val="24"/>
+          <w:szCs w:val="24"/>
+          <w:lang w:eastAsia="es-MX"/>
+          <w14:ligatures w14:val="none"/>
+        </w:rPr>
+      </w:pPr>
+    </w:p>
+    <w:p>
+      <w:pPr>
+        <w:pStyle w:val="Ttulo2"/>
+      </w:pPr>
+      <w:r>
+        <w:t>Aplicación de las cinco etapas del Diseño Centrado en el Usuario</w:t>
+      </w:r>
+    </w:p>
+    <w:p/>
+    <w:p/>
+    <w:p>
+      <w:pPr>
+        <w:rPr>
+          <w:rFonts w:ascii="Times New Roman" w:hAnsi="Times New Roman" w:cs="Times New Roman"/>
+          <w:sz w:val="24"/>
+          <w:szCs w:val="24"/>
+        </w:rPr>
+      </w:pPr>
+      <w:r>
+        <w:rPr>
+          <w:rFonts w:ascii="Times New Roman" w:hAnsi="Times New Roman" w:cs="Times New Roman"/>
+          <w:sz w:val="24"/>
+          <w:szCs w:val="24"/>
+        </w:rPr>
+        <w:t>En nuestro proyecto desarrollaremos una aplicación dirigida a los estudiantes de la carrera de Técnico en Informática del CECyT 5, cuyo propósito será facilitar el intercambio de guías de estudio de las materias que presentan mayores números de reprobados.</w:t>
+      </w:r>
+    </w:p>
+    <w:p>
+      <w:pPr>
+        <w:rPr>
+          <w:rFonts w:ascii="Times New Roman" w:hAnsi="Times New Roman" w:cs="Times New Roman"/>
+          <w:sz w:val="24"/>
+          <w:szCs w:val="24"/>
+        </w:rPr>
+      </w:pPr>
+    </w:p>
+    <w:p>
+      <w:pPr>
+        <w:pStyle w:val="Prrafodelista"/>
+        <w:numPr>
+          <w:ilvl w:val="0"/>
+          <w:numId w:val="7"/>
+        </w:numPr>
+        <w:rPr>
+          <w:rFonts w:ascii="Times New Roman" w:hAnsi="Times New Roman" w:cs="Times New Roman"/>
+          <w:b/>
+          <w:bCs/>
+        </w:rPr>
+      </w:pPr>
+      <w:r>
+        <w:rPr>
+          <w:rFonts w:ascii="Times New Roman" w:hAnsi="Times New Roman" w:cs="Times New Roman"/>
+          <w:b/>
+          <w:bCs/>
+        </w:rPr>
+        <w:t>Investigación</w:t>
+      </w:r>
+    </w:p>
+    <w:p>
+      <w:pPr>
+        <w:rPr>
+          <w:rFonts w:ascii="Times New Roman" w:hAnsi="Times New Roman" w:cs="Times New Roman"/>
+          <w:sz w:val="24"/>
+          <w:szCs w:val="24"/>
+        </w:rPr>
+      </w:pPr>
+    </w:p>
+    <w:p>
+      <w:pPr>
+        <w:rPr>
+          <w:rFonts w:ascii="Times New Roman" w:hAnsi="Times New Roman" w:cs="Times New Roman"/>
+          <w:sz w:val="24"/>
+          <w:szCs w:val="24"/>
+        </w:rPr>
+      </w:pPr>
+      <w:r>
+        <w:rPr>
+          <w:rFonts w:ascii="Times New Roman" w:hAnsi="Times New Roman" w:cs="Times New Roman"/>
+          <w:sz w:val="24"/>
+          <w:szCs w:val="24"/>
+        </w:rPr>
+        <w:t xml:space="preserve">En esta etapa, nuestro equipo investigará las necesidades y dificultades </w:t>
+      </w:r>
+      <w:proofErr w:type="spellStart"/>
+      <w:r>
+        <w:rPr>
+          <w:rFonts w:ascii="Times New Roman" w:hAnsi="Times New Roman" w:cs="Times New Roman"/>
+          <w:sz w:val="24"/>
+          <w:szCs w:val="24"/>
+        </w:rPr>
+        <w:t>academicas</w:t>
+      </w:r>
+      <w:proofErr w:type="spellEnd"/>
+      <w:r>
+        <w:rPr>
+          <w:rFonts w:ascii="Times New Roman" w:hAnsi="Times New Roman" w:cs="Times New Roman"/>
+          <w:sz w:val="24"/>
+          <w:szCs w:val="24"/>
+        </w:rPr>
+        <w:t xml:space="preserve"> de los estudiantes de Técnico en Informática del CECyT 5. Para ello, realizaremos encuestas y entrevistas a nuestros compañeros con el objetivo de identificar las materias en las que necesitan mayor apoyo, los temas que les resultan más difíciles y los materiales que utilizan para estudiar.</w:t>
+      </w:r>
+    </w:p>
+    <w:p>
+      <w:pPr>
+        <w:rPr>
+          <w:rFonts w:ascii="Times New Roman" w:hAnsi="Times New Roman" w:cs="Times New Roman"/>
+          <w:sz w:val="24"/>
+          <w:szCs w:val="24"/>
+        </w:rPr>
+      </w:pPr>
+    </w:p>
+    <w:p>
+      <w:pPr>
+        <w:rPr>
+          <w:rFonts w:ascii="Times New Roman" w:hAnsi="Times New Roman" w:cs="Times New Roman"/>
+          <w:sz w:val="24"/>
+          <w:szCs w:val="24"/>
+        </w:rPr>
+      </w:pPr>
+      <w:r>
+        <w:rPr>
+          <w:rFonts w:ascii="Times New Roman" w:hAnsi="Times New Roman" w:cs="Times New Roman"/>
+          <w:sz w:val="24"/>
+          <w:szCs w:val="24"/>
+        </w:rPr>
+        <w:t>También investigaremos cómo buscan actualmente sus guías de estudio y qué funciones les gustaría encontrar en nuestra aplicación.</w:t>
+      </w:r>
+    </w:p>
+    <w:p>
+      <w:pPr>
+        <w:rPr>
+          <w:rFonts w:ascii="Times New Roman" w:hAnsi="Times New Roman" w:cs="Times New Roman"/>
+          <w:sz w:val="24"/>
+          <w:szCs w:val="24"/>
+        </w:rPr>
+      </w:pPr>
+    </w:p>
+    <w:p>
+      <w:pPr>
+        <w:rPr>
+          <w:rFonts w:ascii="Times New Roman" w:hAnsi="Times New Roman" w:cs="Times New Roman"/>
+          <w:sz w:val="24"/>
+          <w:szCs w:val="24"/>
+        </w:rPr>
+      </w:pPr>
+    </w:p>
+    <w:p>
+      <w:pPr>
+        <w:rPr>
+          <w:rFonts w:ascii="Times New Roman" w:hAnsi="Times New Roman" w:cs="Times New Roman"/>
+          <w:sz w:val="24"/>
+          <w:szCs w:val="24"/>
+        </w:rPr>
+      </w:pPr>
+    </w:p>
+    <w:p>
+      <w:pPr>
+        <w:pStyle w:val="Prrafodelista"/>
+        <w:numPr>
+          <w:ilvl w:val="0"/>
+          <w:numId w:val="7"/>
+        </w:numPr>
+        <w:rPr>
+          <w:rFonts w:ascii="Times New Roman" w:hAnsi="Times New Roman" w:cs="Times New Roman"/>
+          <w:b/>
+          <w:bCs/>
+        </w:rPr>
+      </w:pPr>
+      <w:r>
+        <w:rPr>
+          <w:rFonts w:ascii="Times New Roman" w:hAnsi="Times New Roman" w:cs="Times New Roman"/>
+          <w:b/>
+          <w:bCs/>
+        </w:rPr>
+        <w:t>Ideación</w:t>
+      </w:r>
+    </w:p>
+    <w:p>
+      <w:pPr>
+        <w:rPr>
+          <w:rFonts w:ascii="Times New Roman" w:hAnsi="Times New Roman" w:cs="Times New Roman"/>
+          <w:sz w:val="24"/>
+          <w:szCs w:val="24"/>
+        </w:rPr>
+      </w:pPr>
+    </w:p>
+    <w:p>
+      <w:pPr>
+        <w:rPr>
+          <w:rFonts w:ascii="Times New Roman" w:hAnsi="Times New Roman" w:cs="Times New Roman"/>
+          <w:sz w:val="24"/>
+          <w:szCs w:val="24"/>
+        </w:rPr>
+      </w:pPr>
+      <w:r>
+        <w:rPr>
+          <w:rFonts w:ascii="Times New Roman" w:hAnsi="Times New Roman" w:cs="Times New Roman"/>
+          <w:sz w:val="24"/>
+          <w:szCs w:val="24"/>
+        </w:rPr>
+        <w:t>En esta etapa, nuestro equipo analizará los resultados de la investigación y propondrá diferentes ideas para solucionar las dificultades identificadas. El objetivo será seleccionar las funciones que aporten mayor beneficio a los estudiantes y que sean viables de implementar.</w:t>
+      </w:r>
+    </w:p>
+    <w:p>
+      <w:pPr>
+        <w:rPr>
+          <w:rFonts w:ascii="Times New Roman" w:hAnsi="Times New Roman" w:cs="Times New Roman"/>
+          <w:sz w:val="24"/>
+          <w:szCs w:val="24"/>
+        </w:rPr>
+      </w:pPr>
+    </w:p>
+    <w:p>
+      <w:pPr>
+        <w:rPr>
+          <w:rFonts w:ascii="Times New Roman" w:hAnsi="Times New Roman" w:cs="Times New Roman"/>
+          <w:sz w:val="24"/>
+          <w:szCs w:val="24"/>
+        </w:rPr>
+      </w:pPr>
+      <w:r>
+        <w:rPr>
+          <w:rFonts w:ascii="Times New Roman" w:hAnsi="Times New Roman" w:cs="Times New Roman"/>
+          <w:sz w:val="24"/>
+          <w:szCs w:val="24"/>
+        </w:rPr>
+        <w:t>Se buscará que la aplicación no sea solamente un repositorio de documentos, sino también un espacio de colaboración donde los estudiantes puedan apoyarse entre sí.</w:t>
+      </w:r>
+    </w:p>
+    <w:p>
+      <w:pPr>
+        <w:rPr>
+          <w:rFonts w:ascii="Times New Roman" w:hAnsi="Times New Roman" w:cs="Times New Roman"/>
+          <w:sz w:val="24"/>
+          <w:szCs w:val="24"/>
+        </w:rPr>
+      </w:pPr>
+    </w:p>
+    <w:p>
+      <w:pPr>
+        <w:rPr>
+          <w:rFonts w:ascii="Times New Roman" w:hAnsi="Times New Roman" w:cs="Times New Roman"/>
+          <w:sz w:val="24"/>
+          <w:szCs w:val="24"/>
+        </w:rPr>
+      </w:pPr>
+    </w:p>
+    <w:p>
+      <w:pPr>
+        <w:pStyle w:val="Prrafodelista"/>
+        <w:numPr>
+          <w:ilvl w:val="0"/>
+          <w:numId w:val="7"/>
+        </w:numPr>
+        <w:rPr>
+          <w:rFonts w:ascii="Times New Roman" w:hAnsi="Times New Roman" w:cs="Times New Roman"/>
+          <w:b/>
+          <w:bCs/>
+        </w:rPr>
+      </w:pPr>
+      <w:r>
+        <w:rPr>
+          <w:rFonts w:ascii="Times New Roman" w:hAnsi="Times New Roman" w:cs="Times New Roman"/>
+          <w:b/>
+          <w:bCs/>
+        </w:rPr>
+        <w:t>Diseño</w:t>
+      </w:r>
+    </w:p>
+    <w:p>
+      <w:pPr>
+        <w:rPr>
+          <w:rFonts w:ascii="Times New Roman" w:hAnsi="Times New Roman" w:cs="Times New Roman"/>
+          <w:sz w:val="24"/>
+          <w:szCs w:val="24"/>
+        </w:rPr>
+      </w:pPr>
+    </w:p>
+    <w:p>
+      <w:pPr>
+        <w:rPr>
+          <w:rFonts w:ascii="Times New Roman" w:hAnsi="Times New Roman" w:cs="Times New Roman"/>
+          <w:sz w:val="24"/>
+          <w:szCs w:val="24"/>
+        </w:rPr>
+      </w:pPr>
+      <w:r>
+        <w:rPr>
+          <w:rFonts w:ascii="Times New Roman" w:hAnsi="Times New Roman" w:cs="Times New Roman"/>
+          <w:sz w:val="24"/>
+          <w:szCs w:val="24"/>
+        </w:rPr>
+        <w:t>En esta etapa, nuestro equipo definirá la apariencia y la organización de la aplicación. Se buscará crear una interfaz sencilla e intuitiva que permita encontrar, consultar y compartir guías sin dificultades.</w:t>
+      </w:r>
+    </w:p>
+    <w:p>
+      <w:pPr>
+        <w:rPr>
+          <w:rFonts w:ascii="Times New Roman" w:hAnsi="Times New Roman" w:cs="Times New Roman"/>
+          <w:sz w:val="24"/>
+          <w:szCs w:val="24"/>
+        </w:rPr>
+      </w:pPr>
+    </w:p>
+    <w:p>
+      <w:pPr>
+        <w:rPr>
+          <w:rFonts w:ascii="Times New Roman" w:hAnsi="Times New Roman" w:cs="Times New Roman"/>
+          <w:sz w:val="24"/>
+          <w:szCs w:val="24"/>
+        </w:rPr>
+      </w:pPr>
+      <w:r>
+        <w:rPr>
+          <w:rFonts w:ascii="Times New Roman" w:hAnsi="Times New Roman" w:cs="Times New Roman"/>
+          <w:sz w:val="24"/>
+          <w:szCs w:val="24"/>
+        </w:rPr>
+        <w:lastRenderedPageBreak/>
+        <w:t>El diseño tomará en cuenta que los estudiantes utilizarán principalmente dispositivos móviles, por lo que los botones, menús y textos deberán ser claros y fáciles de identificar.</w:t>
+      </w:r>
+    </w:p>
+    <w:p>
+      <w:pPr>
+        <w:rPr>
+          <w:rFonts w:ascii="Times New Roman" w:hAnsi="Times New Roman" w:cs="Times New Roman"/>
+          <w:sz w:val="24"/>
+          <w:szCs w:val="24"/>
+        </w:rPr>
+      </w:pPr>
+    </w:p>
+    <w:p>
+      <w:pPr>
+        <w:rPr>
+          <w:rFonts w:ascii="Times New Roman" w:hAnsi="Times New Roman" w:cs="Times New Roman"/>
+          <w:sz w:val="24"/>
+          <w:szCs w:val="24"/>
+        </w:rPr>
+      </w:pPr>
+    </w:p>
+    <w:p>
+      <w:pPr>
+        <w:rPr>
+          <w:rFonts w:ascii="Times New Roman" w:hAnsi="Times New Roman" w:cs="Times New Roman"/>
+          <w:sz w:val="24"/>
+          <w:szCs w:val="24"/>
+        </w:rPr>
+      </w:pPr>
+    </w:p>
+    <w:p>
+      <w:pPr>
+        <w:pStyle w:val="Prrafodelista"/>
+        <w:numPr>
+          <w:ilvl w:val="0"/>
+          <w:numId w:val="7"/>
+        </w:numPr>
+        <w:rPr>
+          <w:rFonts w:ascii="Times New Roman" w:hAnsi="Times New Roman" w:cs="Times New Roman"/>
+          <w:b/>
+          <w:bCs/>
+        </w:rPr>
+      </w:pPr>
+      <w:r>
+        <w:rPr>
+          <w:rFonts w:ascii="Times New Roman" w:hAnsi="Times New Roman" w:cs="Times New Roman"/>
+          <w:b/>
+          <w:bCs/>
+        </w:rPr>
+        <w:t>Desarrollo</w:t>
+      </w:r>
+    </w:p>
+    <w:p>
+      <w:pPr>
+        <w:rPr>
+          <w:rFonts w:ascii="Times New Roman" w:hAnsi="Times New Roman" w:cs="Times New Roman"/>
+          <w:sz w:val="24"/>
+          <w:szCs w:val="24"/>
+        </w:rPr>
+      </w:pPr>
+    </w:p>
+    <w:p>
+      <w:pPr>
+        <w:rPr>
+          <w:rFonts w:ascii="Times New Roman" w:hAnsi="Times New Roman" w:cs="Times New Roman"/>
+          <w:sz w:val="24"/>
+          <w:szCs w:val="24"/>
+        </w:rPr>
+      </w:pPr>
+      <w:r>
+        <w:rPr>
+          <w:rFonts w:ascii="Times New Roman" w:hAnsi="Times New Roman" w:cs="Times New Roman"/>
+          <w:sz w:val="24"/>
+          <w:szCs w:val="24"/>
+        </w:rPr>
+        <w:t xml:space="preserve">En esta etapa, nuestro equipo convertirá el </w:t>
+      </w:r>
+      <w:proofErr w:type="gramStart"/>
+      <w:r>
+        <w:rPr>
+          <w:rFonts w:ascii="Times New Roman" w:hAnsi="Times New Roman" w:cs="Times New Roman"/>
+          <w:sz w:val="24"/>
+          <w:szCs w:val="24"/>
+        </w:rPr>
+        <w:t>diseño  en</w:t>
+      </w:r>
+      <w:proofErr w:type="gramEnd"/>
+      <w:r>
+        <w:rPr>
+          <w:rFonts w:ascii="Times New Roman" w:hAnsi="Times New Roman" w:cs="Times New Roman"/>
+          <w:sz w:val="24"/>
+          <w:szCs w:val="24"/>
+        </w:rPr>
+        <w:t xml:space="preserve"> una aplicación funcional. Se programarán las funciones necesarias para que los estudiantes puedan consultar, publicar y organizar las guías de estudio.</w:t>
+      </w:r>
+    </w:p>
+    <w:p>
+      <w:pPr>
+        <w:rPr>
+          <w:rFonts w:ascii="Times New Roman" w:hAnsi="Times New Roman" w:cs="Times New Roman"/>
+          <w:sz w:val="24"/>
+          <w:szCs w:val="24"/>
+        </w:rPr>
+      </w:pPr>
+    </w:p>
+    <w:p>
+      <w:pPr>
+        <w:rPr>
+          <w:rFonts w:ascii="Times New Roman" w:hAnsi="Times New Roman" w:cs="Times New Roman"/>
+          <w:sz w:val="24"/>
+          <w:szCs w:val="24"/>
+        </w:rPr>
+      </w:pPr>
+      <w:r>
+        <w:rPr>
+          <w:rFonts w:ascii="Times New Roman" w:hAnsi="Times New Roman" w:cs="Times New Roman"/>
+          <w:sz w:val="24"/>
+          <w:szCs w:val="24"/>
+        </w:rPr>
+        <w:t>El desarrollo se realizará de manera progresiva, comenzando por las características esenciales y posteriormente incorporando las funciones complementarias.</w:t>
+      </w:r>
+    </w:p>
+    <w:p>
+      <w:pPr>
+        <w:rPr>
+          <w:rFonts w:ascii="Times New Roman" w:hAnsi="Times New Roman" w:cs="Times New Roman"/>
+          <w:sz w:val="24"/>
+          <w:szCs w:val="24"/>
+        </w:rPr>
+      </w:pPr>
+    </w:p>
+    <w:p>
+      <w:pPr>
+        <w:rPr>
+          <w:rFonts w:ascii="Times New Roman" w:hAnsi="Times New Roman" w:cs="Times New Roman"/>
+          <w:sz w:val="24"/>
+          <w:szCs w:val="24"/>
+        </w:rPr>
+      </w:pPr>
+    </w:p>
+    <w:p>
+      <w:pPr>
+        <w:rPr>
+          <w:rFonts w:ascii="Times New Roman" w:hAnsi="Times New Roman" w:cs="Times New Roman"/>
+          <w:sz w:val="24"/>
+          <w:szCs w:val="24"/>
+        </w:rPr>
+      </w:pPr>
+    </w:p>
+    <w:p>
+      <w:pPr>
+        <w:pStyle w:val="Prrafodelista"/>
+        <w:numPr>
+          <w:ilvl w:val="0"/>
+          <w:numId w:val="7"/>
+        </w:numPr>
+        <w:rPr>
+          <w:rFonts w:ascii="Times New Roman" w:hAnsi="Times New Roman" w:cs="Times New Roman"/>
+          <w:b/>
+          <w:bCs/>
+        </w:rPr>
+      </w:pPr>
+      <w:r>
+        <w:rPr>
+          <w:rFonts w:ascii="Times New Roman" w:hAnsi="Times New Roman" w:cs="Times New Roman"/>
+          <w:b/>
+          <w:bCs/>
+        </w:rPr>
+        <w:t>Evaluación</w:t>
+      </w:r>
+    </w:p>
+    <w:p>
+      <w:pPr>
+        <w:rPr>
+          <w:rFonts w:ascii="Times New Roman" w:hAnsi="Times New Roman" w:cs="Times New Roman"/>
+          <w:sz w:val="24"/>
+          <w:szCs w:val="24"/>
+        </w:rPr>
+      </w:pPr>
+    </w:p>
+    <w:p>
+      <w:pPr>
+        <w:rPr>
+          <w:rFonts w:ascii="Times New Roman" w:hAnsi="Times New Roman" w:cs="Times New Roman"/>
+          <w:sz w:val="24"/>
+          <w:szCs w:val="24"/>
+        </w:rPr>
+      </w:pPr>
+      <w:r>
+        <w:rPr>
+          <w:rFonts w:ascii="Times New Roman" w:hAnsi="Times New Roman" w:cs="Times New Roman"/>
+          <w:sz w:val="24"/>
+          <w:szCs w:val="24"/>
+        </w:rPr>
+        <w:t>En esta etapa, nuestro equipo comprobará si la aplicación satisface las necesidades de los estudiantes y si resulta fácil de utilizar. Para ello, invitaremos a algunos compañeros del CECyT 5 a probarla y realizar tareas concretas, como buscar una guía, consultar un material y publicar un recurso académico.</w:t>
+      </w:r>
+    </w:p>
+    <w:p>
+      <w:pPr>
+        <w:rPr>
+          <w:rFonts w:ascii="Times New Roman" w:hAnsi="Times New Roman" w:cs="Times New Roman"/>
+          <w:sz w:val="24"/>
+          <w:szCs w:val="24"/>
+        </w:rPr>
+      </w:pPr>
+    </w:p>
+    <w:p>
+      <w:pPr>
+        <w:rPr>
+          <w:rFonts w:ascii="Times New Roman" w:hAnsi="Times New Roman" w:cs="Times New Roman"/>
+          <w:sz w:val="24"/>
+          <w:szCs w:val="24"/>
+        </w:rPr>
+      </w:pPr>
+      <w:r>
+        <w:rPr>
+          <w:rFonts w:ascii="Times New Roman" w:hAnsi="Times New Roman" w:cs="Times New Roman"/>
+          <w:sz w:val="24"/>
+          <w:szCs w:val="24"/>
+        </w:rPr>
+        <w:t>Recopilaremos sus opiniones para identificar errores, dificultades de navegación y funciones que puedan mejorarse.</w:t>
+      </w:r>
+    </w:p>
+    <w:p>
+      <w:pPr>
+        <w:rPr>
+          <w:rFonts w:ascii="Times New Roman" w:hAnsi="Times New Roman" w:cs="Times New Roman"/>
+          <w:sz w:val="24"/>
+          <w:szCs w:val="24"/>
+        </w:rPr>
+      </w:pPr>
+    </w:p>
+    <w:p>
+      <w:pPr>
+        <w:rPr>
+          <w:rFonts w:ascii="Times New Roman" w:hAnsi="Times New Roman" w:cs="Times New Roman"/>
+          <w:sz w:val="24"/>
+          <w:szCs w:val="24"/>
+        </w:rPr>
+      </w:pPr>
+    </w:p>
+    <w:p>
+      <w:pPr>
+        <w:rPr>
+          <w:rFonts w:ascii="Times New Roman" w:hAnsi="Times New Roman" w:cs="Times New Roman"/>
+          <w:sz w:val="24"/>
+          <w:szCs w:val="24"/>
+        </w:rPr>
+      </w:pPr>
+    </w:p>
+    <w:p/>
+    <w:p/>
     <w:p>
       <w:pPr>
         <w:spacing w:before="100" w:beforeAutospacing="1" w:after="100" w:afterAutospacing="1" w:line="240" w:lineRule="auto"/>
@@ -1503,7 +2371,7 @@
 </file>
 
 <file path=word/numbering.xml><?xml version="1.0" encoding="utf-8"?>
-<w:numbering xmlns:wpc="http://schemas.microsoft.com/office/word/2010/wordprocessingCanvas" xmlns:cx="http://schemas.microsoft.com/office/drawing/2014/chartex" xmlns:cx1="http://schemas.microsoft.com/office/drawing/2015/9/8/chartex" xmlns:cx2="http://schemas.microsoft.com/office/drawing/2015/10/21/chartex" xmlns:cx3="http://schemas.microsoft.com/office/drawing/2016/5/9/chartex" xmlns:cx4="http://schemas.microsoft.com/office/drawing/2016/5/10/chartex" xmlns:cx5="http://schemas.microsoft.com/office/drawing/2016/5/11/chartex" xmlns:cx6="http://schemas.microsoft.com/office/drawing/2016/5/12/chartex" xmlns:cx7="http://schemas.microsoft.com/office/drawing/2016/5/13/chartex" xmlns:cx8="http://schemas.microsoft.com/office/drawing/2016/5/14/chartex" xmlns:mc="http://schemas.openxmlformats.org/markup-compatibility/2006" xmlns:aink="http://schemas.microsoft.com/office/drawing/2016/ink" xmlns:am3d="http://schemas.microsoft.com/office/drawing/2017/model3d" xmlns:o="urn:schemas-microsoft-com:office:office" xmlns:oel="http://schemas.microsoft.com/office/2019/extlst" xmlns:r="http://schemas.openxmlformats.org/officeDocument/2006/relationships" xmlns:m="http://schemas.openxmlformats.org/officeDocument/2006/math" xmlns:v="urn:schemas-microsoft-com:vml" xmlns:wp14="http://schemas.microsoft.com/office/word/2010/wordprocessingDrawing" xmlns:wp="http://schemas.openxmlformats.org/drawingml/2006/wordprocessingDrawing" xmlns:w10="urn:schemas-microsoft-com:office:word" xmlns:w="http://schemas.openxmlformats.org/wordprocessingml/2006/main" xmlns:w14="http://schemas.microsoft.com/office/word/2010/wordml" xmlns:w15="http://schemas.microsoft.com/office/word/2012/wordml" xmlns:w16cex="http://schemas.microsoft.com/office/word/2018/wordml/cex" xmlns:w16cid="http://schemas.microsoft.com/office/word/2016/wordml/cid" xmlns:w16="http://schemas.microsoft.com/office/word/2018/wordml" xmlns:w16du="http://schemas.microsoft.com/office/word/2023/wordml/word16du" xmlns:w16sdtdh="http://schemas.microsoft.com/office/word/2020/wordml/sdtdatahash" xmlns:w16sdtfl="http://schemas.microsoft.com/office/word/2024/wordml/sdtformatlock" xmlns:w16se="http://schemas.microsoft.com/office/word/2015/wordml/symex" xmlns:wpg="http://schemas.microsoft.com/office/word/2010/wordprocessingGroup" xmlns:wpi="http://schemas.microsoft.com/office/word/2010/wordprocessingInk" xmlns:wne="http://schemas.microsoft.com/office/word/2006/wordml" xmlns:wps="http://schemas.microsoft.com/office/word/2010/wordprocessingShape" mc:Ignorable="w14 w15 w16se w16cid w16 w16cex w16sdtdh w16sdtfl w16du wp14">
+<w:numbering xmlns:wpc="http://schemas.microsoft.com/office/word/2010/wordprocessingCanvas" xmlns:cx="http://schemas.microsoft.com/office/drawing/2014/chartex" xmlns:cx1="http://schemas.microsoft.com/office/drawing/2015/9/8/chartex" xmlns:cx2="http://schemas.microsoft.com/office/drawing/2015/10/21/chartex" xmlns:cx3="http://schemas.microsoft.com/office/drawing/2016/5/9/chartex" xmlns:cx4="http://schemas.microsoft.com/office/drawing/2016/5/10/chartex" xmlns:cx5="http://schemas.microsoft.com/office/drawing/2016/5/11/chartex" xmlns:cx6="http://schemas.microsoft.com/office/drawing/2016/5/12/chartex" xmlns:cx7="http://schemas.microsoft.com/office/drawing/2016/5/13/chartex" xmlns:cx8="http://schemas.microsoft.com/office/drawing/2016/5/14/chartex" xmlns:mc="http://schemas.openxmlformats.org/markup-compatibility/2006" xmlns:aink="http://schemas.microsoft.com/office/drawing/2016/ink" xmlns:am3d="http://schemas.microsoft.com/office/drawing/2017/model3d" xmlns:o="urn:schemas-microsoft-com:office:office" xmlns:r="http://schemas.openxmlformats.org/officeDocument/2006/relationships" xmlns:m="http://schemas.openxmlformats.org/officeDocument/2006/math" xmlns:v="urn:schemas-microsoft-com:vml" xmlns:wp14="http://schemas.microsoft.com/office/word/2010/wordprocessingDrawing" xmlns:wp="http://schemas.openxmlformats.org/drawingml/2006/wordprocessingDrawing" xmlns:w10="urn:schemas-microsoft-com:office:word" xmlns:w="http://schemas.openxmlformats.org/wordprocessingml/2006/main" xmlns:w14="http://schemas.microsoft.com/office/word/2010/wordml" xmlns:w15="http://schemas.microsoft.com/office/word/2012/wordml" xmlns:w16cex="http://schemas.microsoft.com/office/word/2018/wordml/cex" xmlns:w16cid="http://schemas.microsoft.com/office/word/2016/wordml/cid" xmlns:w16="http://schemas.microsoft.com/office/word/2018/wordml" xmlns:w16se="http://schemas.microsoft.com/office/word/2015/wordml/symex" xmlns:wpg="http://schemas.microsoft.com/office/word/2010/wordprocessingGroup" xmlns:wpi="http://schemas.microsoft.com/office/word/2010/wordprocessingInk" xmlns:wne="http://schemas.microsoft.com/office/word/2006/wordml" xmlns:wps="http://schemas.microsoft.com/office/word/2010/wordprocessingShape" mc:Ignorable="w14 w15 w16se w16cid w16 w16cex wp14">
   <w:abstractNum w:abstractNumId="0" w15:restartNumberingAfterBreak="0">
     <w:nsid w:val="148D2307"/>
     <w:multiLevelType w:val="multilevel"/>
@@ -1803,6 +2671,95 @@
     </w:lvl>
   </w:abstractNum>
   <w:abstractNum w:abstractNumId="2" w15:restartNumberingAfterBreak="0">
+    <w:nsid w:val="39D44C69"/>
+    <w:multiLevelType w:val="hybridMultilevel"/>
+    <w:tmpl w:val="01A8CD16"/>
+    <w:lvl w:ilvl="0" w:tplc="FFFFFFFF">
+      <w:start w:val="1"/>
+      <w:numFmt w:val="decimal"/>
+      <w:lvlText w:val="%1."/>
+      <w:lvlJc w:val="left"/>
+      <w:pPr>
+        <w:ind w:left="720" w:hanging="360"/>
+      </w:pPr>
+      <w:rPr>
+        <w:rFonts w:hint="default"/>
+      </w:rPr>
+    </w:lvl>
+    <w:lvl w:ilvl="1" w:tplc="080A0019" w:tentative="1">
+      <w:start w:val="1"/>
+      <w:numFmt w:val="lowerLetter"/>
+      <w:lvlText w:val="%2."/>
+      <w:lvlJc w:val="left"/>
+      <w:pPr>
+        <w:ind w:left="1440" w:hanging="360"/>
+      </w:pPr>
+    </w:lvl>
+    <w:lvl w:ilvl="2" w:tplc="080A001B" w:tentative="1">
+      <w:start w:val="1"/>
+      <w:numFmt w:val="lowerRoman"/>
+      <w:lvlText w:val="%3."/>
+      <w:lvlJc w:val="right"/>
+      <w:pPr>
+        <w:ind w:left="2160" w:hanging="180"/>
+      </w:pPr>
+    </w:lvl>
+    <w:lvl w:ilvl="3" w:tplc="080A000F" w:tentative="1">
+      <w:start w:val="1"/>
+      <w:numFmt w:val="decimal"/>
+      <w:lvlText w:val="%4."/>
+      <w:lvlJc w:val="left"/>
+      <w:pPr>
+        <w:ind w:left="2880" w:hanging="360"/>
+      </w:pPr>
+    </w:lvl>
+    <w:lvl w:ilvl="4" w:tplc="080A0019" w:tentative="1">
+      <w:start w:val="1"/>
+      <w:numFmt w:val="lowerLetter"/>
+      <w:lvlText w:val="%5."/>
+      <w:lvlJc w:val="left"/>
+      <w:pPr>
+        <w:ind w:left="3600" w:hanging="360"/>
+      </w:pPr>
+    </w:lvl>
+    <w:lvl w:ilvl="5" w:tplc="080A001B" w:tentative="1">
+      <w:start w:val="1"/>
+      <w:numFmt w:val="lowerRoman"/>
+      <w:lvlText w:val="%6."/>
+      <w:lvlJc w:val="right"/>
+      <w:pPr>
+        <w:ind w:left="4320" w:hanging="180"/>
+      </w:pPr>
+    </w:lvl>
+    <w:lvl w:ilvl="6" w:tplc="080A000F" w:tentative="1">
+      <w:start w:val="1"/>
+      <w:numFmt w:val="decimal"/>
+      <w:lvlText w:val="%7."/>
+      <w:lvlJc w:val="left"/>
+      <w:pPr>
+        <w:ind w:left="5040" w:hanging="360"/>
+      </w:pPr>
+    </w:lvl>
+    <w:lvl w:ilvl="7" w:tplc="080A0019" w:tentative="1">
+      <w:start w:val="1"/>
+      <w:numFmt w:val="lowerLetter"/>
+      <w:lvlText w:val="%8."/>
+      <w:lvlJc w:val="left"/>
+      <w:pPr>
+        <w:ind w:left="5760" w:hanging="360"/>
+      </w:pPr>
+    </w:lvl>
+    <w:lvl w:ilvl="8" w:tplc="080A001B" w:tentative="1">
+      <w:start w:val="1"/>
+      <w:numFmt w:val="lowerRoman"/>
+      <w:lvlText w:val="%9."/>
+      <w:lvlJc w:val="right"/>
+      <w:pPr>
+        <w:ind w:left="6480" w:hanging="180"/>
+      </w:pPr>
+    </w:lvl>
+  </w:abstractNum>
+  <w:abstractNum w:abstractNumId="3" w15:restartNumberingAfterBreak="0">
     <w:nsid w:val="3AF46292"/>
     <w:multiLevelType w:val="multilevel"/>
     <w:tmpl w:val="7AD6D132"/>
@@ -1951,7 +2908,7 @@
       </w:rPr>
     </w:lvl>
   </w:abstractNum>
-  <w:abstractNum w:abstractNumId="3" w15:restartNumberingAfterBreak="0">
+  <w:abstractNum w:abstractNumId="4" w15:restartNumberingAfterBreak="0">
     <w:nsid w:val="44B877A1"/>
     <w:multiLevelType w:val="multilevel"/>
     <w:tmpl w:val="76B20060"/>
@@ -2100,7 +3057,7 @@
       </w:rPr>
     </w:lvl>
   </w:abstractNum>
-  <w:abstractNum w:abstractNumId="4" w15:restartNumberingAfterBreak="0">
+  <w:abstractNum w:abstractNumId="5" w15:restartNumberingAfterBreak="0">
     <w:nsid w:val="44C0366E"/>
     <w:multiLevelType w:val="multilevel"/>
     <w:tmpl w:val="BC861660"/>
@@ -2249,7 +3206,7 @@
       </w:rPr>
     </w:lvl>
   </w:abstractNum>
-  <w:abstractNum w:abstractNumId="5" w15:restartNumberingAfterBreak="0">
+  <w:abstractNum w:abstractNumId="6" w15:restartNumberingAfterBreak="0">
     <w:nsid w:val="735E387F"/>
     <w:multiLevelType w:val="multilevel"/>
     <w:tmpl w:val="3FE48CE4"/>
@@ -2394,29 +3351,32 @@
       </w:rPr>
     </w:lvl>
   </w:abstractNum>
-  <w:num w:numId="1" w16cid:durableId="297734156">
+  <w:num w:numId="1">
     <w:abstractNumId w:val="0"/>
   </w:num>
-  <w:num w:numId="2" w16cid:durableId="1379428383">
+  <w:num w:numId="2">
+    <w:abstractNumId w:val="4"/>
+  </w:num>
+  <w:num w:numId="3">
     <w:abstractNumId w:val="3"/>
   </w:num>
-  <w:num w:numId="3" w16cid:durableId="281156672">
-    <w:abstractNumId w:val="2"/>
+  <w:num w:numId="4">
+    <w:abstractNumId w:val="5"/>
   </w:num>
-  <w:num w:numId="4" w16cid:durableId="1817986069">
-    <w:abstractNumId w:val="4"/>
-  </w:num>
-  <w:num w:numId="5" w16cid:durableId="584263181">
+  <w:num w:numId="5">
     <w:abstractNumId w:val="1"/>
   </w:num>
-  <w:num w:numId="6" w16cid:durableId="1383478191">
-    <w:abstractNumId w:val="5"/>
+  <w:num w:numId="6">
+    <w:abstractNumId w:val="6"/>
+  </w:num>
+  <w:num w:numId="7">
+    <w:abstractNumId w:val="2"/>
   </w:num>
 </w:numbering>
 </file>
 
 <file path=word/styles.xml><?xml version="1.0" encoding="utf-8"?>
-<w:styles xmlns:mc="http://schemas.openxmlformats.org/markup-compatibility/2006" xmlns:r="http://schemas.openxmlformats.org/officeDocument/2006/relationships" xmlns:w="http://schemas.openxmlformats.org/wordprocessingml/2006/main" xmlns:w14="http://schemas.microsoft.com/office/word/2010/wordml" xmlns:w15="http://schemas.microsoft.com/office/word/2012/wordml" xmlns:w16cex="http://schemas.microsoft.com/office/word/2018/wordml/cex" xmlns:w16cid="http://schemas.microsoft.com/office/word/2016/wordml/cid" xmlns:w16="http://schemas.microsoft.com/office/word/2018/wordml" xmlns:w16du="http://schemas.microsoft.com/office/word/2023/wordml/word16du" xmlns:w16sdtdh="http://schemas.microsoft.com/office/word/2020/wordml/sdtdatahash" xmlns:w16sdtfl="http://schemas.microsoft.com/office/word/2024/wordml/sdtformatlock" xmlns:w16se="http://schemas.microsoft.com/office/word/2015/wordml/symex" mc:Ignorable="w14 w15 w16se w16cid w16 w16cex w16sdtdh w16sdtfl w16du">
+<w:styles xmlns:mc="http://schemas.openxmlformats.org/markup-compatibility/2006" xmlns:r="http://schemas.openxmlformats.org/officeDocument/2006/relationships" xmlns:w="http://schemas.openxmlformats.org/wordprocessingml/2006/main" xmlns:w14="http://schemas.microsoft.com/office/word/2010/wordml" xmlns:w15="http://schemas.microsoft.com/office/word/2012/wordml" xmlns:w16cex="http://schemas.microsoft.com/office/word/2018/wordml/cex" xmlns:w16cid="http://schemas.microsoft.com/office/word/2016/wordml/cid" xmlns:w16="http://schemas.microsoft.com/office/word/2018/wordml" xmlns:w16se="http://schemas.microsoft.com/office/word/2015/wordml/symex" mc:Ignorable="w14 w15 w16se w16cid w16 w16cex">
   <w:docDefaults>
     <w:rPrDefault>
       <w:rPr>
@@ -2909,6 +3869,7 @@
   <w:style w:type="character" w:default="1" w:styleId="Fuentedeprrafopredeter">
     <w:name w:val="Default Paragraph Font"/>
     <w:uiPriority w:val="1"/>
+    <w:semiHidden/>
     <w:unhideWhenUsed/>
   </w:style>
   <w:style w:type="table" w:default="1" w:styleId="Tablanormal">
@@ -3011,6 +3972,24 @@
       <w:i/>
       <w:iCs/>
       <w:color w:val="2F5496" w:themeColor="accent1" w:themeShade="BF"/>
+    </w:rPr>
+  </w:style>
+  <w:style w:type="paragraph" w:styleId="Prrafodelista">
+    <w:name w:val="List Paragraph"/>
+    <w:basedOn w:val="Normal"/>
+    <w:uiPriority w:val="34"/>
+    <w:qFormat/>
+    <w:rsid w:val="00387940"/>
+    <w:pPr>
+      <w:spacing w:line="278" w:lineRule="auto"/>
+      <w:ind w:left="720"/>
+      <w:contextualSpacing/>
+    </w:pPr>
+    <w:rPr>
+      <w:rFonts w:eastAsiaTheme="minorEastAsia"/>
+      <w:sz w:val="24"/>
+      <w:szCs w:val="24"/>
+      <w:lang w:val="es-US" w:eastAsia="es-MX"/>
     </w:rPr>
   </w:style>
 </w:styles>

--- a/Actividad 2 Unidad 2 usuarioCOmputadora/Actividad 2 de Usuario COmputadora Unidad 2.docx
+++ b/Actividad 2 Unidad 2 usuarioCOmputadora/Actividad 2 de Usuario COmputadora Unidad 2.docx
@@ -1,6 +1,6 @@
 
 <file path=word/document.xml><?xml version="1.0" encoding="utf-8"?>
-<w:document xmlns:wpc="http://schemas.microsoft.com/office/word/2010/wordprocessingCanvas" xmlns:cx="http://schemas.microsoft.com/office/drawing/2014/chartex" xmlns:cx1="http://schemas.microsoft.com/office/drawing/2015/9/8/chartex" xmlns:cx2="http://schemas.microsoft.com/office/drawing/2015/10/21/chartex" xmlns:cx3="http://schemas.microsoft.com/office/drawing/2016/5/9/chartex" xmlns:cx4="http://schemas.microsoft.com/office/drawing/2016/5/10/chartex" xmlns:cx5="http://schemas.microsoft.com/office/drawing/2016/5/11/chartex" xmlns:cx6="http://schemas.microsoft.com/office/drawing/2016/5/12/chartex" xmlns:cx7="http://schemas.microsoft.com/office/drawing/2016/5/13/chartex" xmlns:cx8="http://schemas.microsoft.com/office/drawing/2016/5/14/chartex" xmlns:mc="http://schemas.openxmlformats.org/markup-compatibility/2006" xmlns:aink="http://schemas.microsoft.com/office/drawing/2016/ink" xmlns:am3d="http://schemas.microsoft.com/office/drawing/2017/model3d" xmlns:o="urn:schemas-microsoft-com:office:office" xmlns:r="http://schemas.openxmlformats.org/officeDocument/2006/relationships" xmlns:m="http://schemas.openxmlformats.org/officeDocument/2006/math" xmlns:v="urn:schemas-microsoft-com:vml" xmlns:wp14="http://schemas.microsoft.com/office/word/2010/wordprocessingDrawing" xmlns:wp="http://schemas.openxmlformats.org/drawingml/2006/wordprocessingDrawing" xmlns:w10="urn:schemas-microsoft-com:office:word" xmlns:w="http://schemas.openxmlformats.org/wordprocessingml/2006/main" xmlns:w14="http://schemas.microsoft.com/office/word/2010/wordml" xmlns:w15="http://schemas.microsoft.com/office/word/2012/wordml" xmlns:w16cex="http://schemas.microsoft.com/office/word/2018/wordml/cex" xmlns:w16cid="http://schemas.microsoft.com/office/word/2016/wordml/cid" xmlns:w16="http://schemas.microsoft.com/office/word/2018/wordml" xmlns:w16se="http://schemas.microsoft.com/office/word/2015/wordml/symex" xmlns:wpg="http://schemas.microsoft.com/office/word/2010/wordprocessingGroup" xmlns:wpi="http://schemas.microsoft.com/office/word/2010/wordprocessingInk" xmlns:wne="http://schemas.microsoft.com/office/word/2006/wordml" xmlns:wps="http://schemas.microsoft.com/office/word/2010/wordprocessingShape" mc:Ignorable="w14 w15 w16se w16cid w16 w16cex wp14">
+<w:document xmlns:wpc="http://schemas.microsoft.com/office/word/2010/wordprocessingCanvas" xmlns:cx="http://schemas.microsoft.com/office/drawing/2014/chartex" xmlns:cx1="http://schemas.microsoft.com/office/drawing/2015/9/8/chartex" xmlns:cx2="http://schemas.microsoft.com/office/drawing/2015/10/21/chartex" xmlns:cx3="http://schemas.microsoft.com/office/drawing/2016/5/9/chartex" xmlns:cx4="http://schemas.microsoft.com/office/drawing/2016/5/10/chartex" xmlns:cx5="http://schemas.microsoft.com/office/drawing/2016/5/11/chartex" xmlns:cx6="http://schemas.microsoft.com/office/drawing/2016/5/12/chartex" xmlns:cx7="http://schemas.microsoft.com/office/drawing/2016/5/13/chartex" xmlns:cx8="http://schemas.microsoft.com/office/drawing/2016/5/14/chartex" xmlns:mc="http://schemas.openxmlformats.org/markup-compatibility/2006" xmlns:aink="http://schemas.microsoft.com/office/drawing/2016/ink" xmlns:am3d="http://schemas.microsoft.com/office/drawing/2017/model3d" xmlns:o="urn:schemas-microsoft-com:office:office" xmlns:oel="http://schemas.microsoft.com/office/2019/extlst" xmlns:r="http://schemas.openxmlformats.org/officeDocument/2006/relationships" xmlns:m="http://schemas.openxmlformats.org/officeDocument/2006/math" xmlns:v="urn:schemas-microsoft-com:vml" xmlns:wp14="http://schemas.microsoft.com/office/word/2010/wordprocessingDrawing" xmlns:wp="http://schemas.openxmlformats.org/drawingml/2006/wordprocessingDrawing" xmlns:w10="urn:schemas-microsoft-com:office:word" xmlns:w="http://schemas.openxmlformats.org/wordprocessingml/2006/main" xmlns:w14="http://schemas.microsoft.com/office/word/2010/wordml" xmlns:w15="http://schemas.microsoft.com/office/word/2012/wordml" xmlns:w16cex="http://schemas.microsoft.com/office/word/2018/wordml/cex" xmlns:w16cid="http://schemas.microsoft.com/office/word/2016/wordml/cid" xmlns:w16="http://schemas.microsoft.com/office/word/2018/wordml" xmlns:w16du="http://schemas.microsoft.com/office/word/2023/wordml/word16du" xmlns:w16sdtdh="http://schemas.microsoft.com/office/word/2020/wordml/sdtdatahash" xmlns:w16se="http://schemas.microsoft.com/office/word/2015/wordml/symex" xmlns:wpg="http://schemas.microsoft.com/office/word/2010/wordprocessingGroup" xmlns:wpi="http://schemas.microsoft.com/office/word/2010/wordprocessingInk" xmlns:wne="http://schemas.microsoft.com/office/word/2006/wordml" xmlns:wps="http://schemas.microsoft.com/office/word/2010/wordprocessingShape" mc:Ignorable="w14 w15 w16se w16cid w16 w16cex w16sdtdh w16du wp14">
   <w:body>
     <w:p>
       <w:pPr>
@@ -1216,31 +1216,7 @@
           <w:lang w:eastAsia="es-MX"/>
           <w14:ligatures w14:val="none"/>
         </w:rPr>
-        <w:t xml:space="preserve"> Evaluar si los usuarios acceden desde teléfonos inteligentes (smartphones), tabletas, computadoras de escritorio o laptops. Cada dispositivo exige consideraciones de diseño diferentes (</w:t>
-      </w:r>
-      <w:proofErr w:type="spellStart"/>
-      <w:r>
-        <w:rPr>
-          <w:rFonts w:ascii="Times New Roman" w:eastAsia="Times New Roman" w:hAnsi="Times New Roman" w:cs="Times New Roman"/>
-          <w:kern w:val="0"/>
-          <w:sz w:val="24"/>
-          <w:szCs w:val="24"/>
-          <w:lang w:eastAsia="es-MX"/>
-          <w14:ligatures w14:val="none"/>
-        </w:rPr>
-        <w:t>responsive</w:t>
-      </w:r>
-      <w:proofErr w:type="spellEnd"/>
-      <w:r>
-        <w:rPr>
-          <w:rFonts w:ascii="Times New Roman" w:eastAsia="Times New Roman" w:hAnsi="Times New Roman" w:cs="Times New Roman"/>
-          <w:kern w:val="0"/>
-          <w:sz w:val="24"/>
-          <w:szCs w:val="24"/>
-          <w:lang w:eastAsia="es-MX"/>
-          <w14:ligatures w14:val="none"/>
-        </w:rPr>
-        <w:t xml:space="preserve"> </w:t>
+        <w:t xml:space="preserve"> Evaluar si los usuarios acceden desde teléfonos inteligentes (smartphones), tabletas, computadoras de escritorio o laptops. Cada dispositivo exige consideraciones de diseño diferentes (responsive </w:t>
       </w:r>
       <w:proofErr w:type="spellStart"/>
       <w:r>
@@ -2358,6 +2334,379 @@
           <w14:ligatures w14:val="none"/>
         </w:rPr>
       </w:pPr>
+    </w:p>
+    <w:p>
+      <w:r>
+        <w:rPr>
+          <w:highlight w:val="yellow"/>
+        </w:rPr>
+        <w:lastRenderedPageBreak/>
+        <w:t xml:space="preserve">Parte de </w:t>
+      </w:r>
+      <w:proofErr w:type="spellStart"/>
+      <w:r>
+        <w:rPr>
+          <w:highlight w:val="yellow"/>
+        </w:rPr>
+        <w:t>Cedrick</w:t>
+      </w:r>
+      <w:proofErr w:type="spellEnd"/>
+      <w:r>
+        <w:rPr>
+          <w:highlight w:val="yellow"/>
+        </w:rPr>
+        <w:t xml:space="preserve"> </w:t>
+      </w:r>
+      <w:proofErr w:type="gramStart"/>
+      <w:r>
+        <w:rPr>
+          <w:highlight w:val="yellow"/>
+        </w:rPr>
+        <w:t>( no</w:t>
+      </w:r>
+      <w:proofErr w:type="gramEnd"/>
+      <w:r>
+        <w:rPr>
+          <w:highlight w:val="yellow"/>
+        </w:rPr>
+        <w:t xml:space="preserve"> tiene computadora o forma de usar </w:t>
+      </w:r>
+      <w:proofErr w:type="spellStart"/>
+      <w:r>
+        <w:rPr>
+          <w:highlight w:val="yellow"/>
+        </w:rPr>
+        <w:t>github</w:t>
+      </w:r>
+      <w:proofErr w:type="spellEnd"/>
+      <w:r>
+        <w:rPr>
+          <w:highlight w:val="yellow"/>
+        </w:rPr>
+        <w:t>)</w:t>
+      </w:r>
+    </w:p>
+    <w:p>
+      <w:pPr>
+        <w:jc w:val="center"/>
+        <w:rPr>
+          <w:rFonts w:ascii="Biome" w:hAnsi="Biome" w:cs="Biome"/>
+        </w:rPr>
+      </w:pPr>
+      <w:r>
+        <w:rPr>
+          <w:rFonts w:ascii="Biome" w:hAnsi="Biome" w:cs="Biome"/>
+          <w:b/>
+          <w:sz w:val="34"/>
+          <w:szCs w:val="34"/>
+        </w:rPr>
+        <w:t>Diagrama del Proceso de Diseño y Ensamblado</w:t>
+      </w:r>
+    </w:p>
+    <w:p>
+      <w:pPr>
+        <w:jc w:val="center"/>
+        <w:rPr>
+          <w:rFonts w:ascii="Biome" w:hAnsi="Biome" w:cs="Biome"/>
+        </w:rPr>
+      </w:pPr>
+      <w:r>
+        <w:rPr>
+          <w:rFonts w:ascii="Biome" w:hAnsi="Biome" w:cs="Biome"/>
+          <w:i/>
+        </w:rPr>
+        <w:t>Aplicación del Diseño Centrado en el Usuario (DCU)</w:t>
+      </w:r>
+    </w:p>
+    <w:p>
+      <w:pPr>
+        <w:pStyle w:val="Ttulo1"/>
+        <w:rPr>
+          <w:rFonts w:ascii="Biome" w:hAnsi="Biome" w:cs="Biome"/>
+        </w:rPr>
+      </w:pPr>
+      <w:r>
+        <w:rPr>
+          <w:rFonts w:ascii="Biome" w:hAnsi="Biome" w:cs="Biome"/>
+        </w:rPr>
+        <w:t>Diagrama del proceso de diseño</w:t>
+      </w:r>
+    </w:p>
+    <w:p>
+      <w:pPr>
+        <w:rPr>
+          <w:rFonts w:ascii="Biome" w:hAnsi="Biome" w:cs="Biome"/>
+          <w:kern w:val="0"/>
+        </w:rPr>
+      </w:pPr>
+      <w:r>
+        <w:rPr>
+          <w:rFonts w:ascii="Biome" w:hAnsi="Biome" w:cs="Biome"/>
+        </w:rPr>
+        <w:t>El siguiente diagrama representa el flujo que seguirá el equipo durante el desarrollo del proyecto, integrando las etapas del Diseño Centrado en el Usuario (DCU): investigación, ideación, diseño, desarrollo y evaluación. El proceso es iterativo, por lo que los resultados de las pruebas pueden llevar al equipo a realizar ajustes en etapas anteriores.</w:t>
+      </w:r>
+    </w:p>
+    <w:p>
+      <w:pPr>
+        <w:jc w:val="center"/>
+        <w:rPr>
+          <w:rFonts w:ascii="Biome" w:hAnsi="Biome" w:cs="Biome"/>
+        </w:rPr>
+      </w:pPr>
+      <w:r>
+        <w:rPr>
+          <w:noProof/>
+        </w:rPr>
+        <w:drawing>
+          <wp:inline distT="0" distB="0" distL="0" distR="0" wp14:anchorId="0FECFBEC" wp14:editId="0B6846F3">
+            <wp:extent cx="5612130" cy="3741420"/>
+            <wp:effectExtent l="0" t="0" r="7620" b="0"/>
+            <wp:docPr id="1192598907" name="Imagen 1"/>
+            <wp:cNvGraphicFramePr>
+              <a:graphicFrameLocks xmlns:a="http://schemas.openxmlformats.org/drawingml/2006/main" noChangeAspect="1"/>
+            </wp:cNvGraphicFramePr>
+            <a:graphic xmlns:a="http://schemas.openxmlformats.org/drawingml/2006/main">
+              <a:graphicData uri="http://schemas.openxmlformats.org/drawingml/2006/picture">
+                <pic:pic xmlns:pic="http://schemas.openxmlformats.org/drawingml/2006/picture">
+                  <pic:nvPicPr>
+                    <pic:cNvPr id="0" name="Picture 1"/>
+                    <pic:cNvPicPr>
+                      <a:picLocks noChangeAspect="1" noChangeArrowheads="1"/>
+                    </pic:cNvPicPr>
+                  </pic:nvPicPr>
+                  <pic:blipFill>
+                    <a:blip r:embed="rId5">
+                      <a:extLst>
+                        <a:ext uri="{28A0092B-C50C-407E-A947-70E740481C1C}">
+                          <a14:useLocalDpi xmlns:a14="http://schemas.microsoft.com/office/drawing/2010/main" val="0"/>
+                        </a:ext>
+                      </a:extLst>
+                    </a:blip>
+                    <a:srcRect/>
+                    <a:stretch>
+                      <a:fillRect/>
+                    </a:stretch>
+                  </pic:blipFill>
+                  <pic:spPr bwMode="auto">
+                    <a:xfrm>
+                      <a:off x="0" y="0"/>
+                      <a:ext cx="5612130" cy="3741420"/>
+                    </a:xfrm>
+                    <a:prstGeom prst="rect">
+                      <a:avLst/>
+                    </a:prstGeom>
+                    <a:noFill/>
+                    <a:ln>
+                      <a:noFill/>
+                    </a:ln>
+                  </pic:spPr>
+                </pic:pic>
+              </a:graphicData>
+            </a:graphic>
+          </wp:inline>
+        </w:drawing>
+      </w:r>
+      <w:r>
+        <w:rPr>
+          <w:rFonts w:ascii="Biome" w:hAnsi="Biome" w:cs="Biome"/>
+        </w:rPr>
+        <w:t xml:space="preserve"> </w:t>
+      </w:r>
+    </w:p>
+    <w:p>
+      <w:pPr>
+        <w:rPr>
+          <w:rFonts w:ascii="Biome" w:hAnsi="Biome" w:cs="Biome"/>
+        </w:rPr>
+      </w:pPr>
+      <w:r>
+        <w:rPr>
+          <w:rFonts w:ascii="Biome" w:hAnsi="Biome" w:cs="Biome"/>
+        </w:rPr>
+        <w:br w:type="page"/>
+      </w:r>
+    </w:p>
+    <w:p>
+      <w:pPr>
+        <w:pStyle w:val="Ttulo1"/>
+        <w:rPr>
+          <w:rFonts w:ascii="Biome" w:hAnsi="Biome" w:cs="Biome"/>
+        </w:rPr>
+      </w:pPr>
+      <w:r>
+        <w:rPr>
+          <w:rFonts w:ascii="Biome" w:hAnsi="Biome" w:cs="Biome"/>
+        </w:rPr>
+        <w:lastRenderedPageBreak/>
+        <w:t>Integración del documento final</w:t>
+      </w:r>
+    </w:p>
+    <w:p>
+      <w:pPr>
+        <w:rPr>
+          <w:rFonts w:ascii="Biome" w:hAnsi="Biome" w:cs="Biome"/>
+          <w:kern w:val="0"/>
+        </w:rPr>
+      </w:pPr>
+      <w:r>
+        <w:rPr>
+          <w:rFonts w:ascii="Biome" w:hAnsi="Biome" w:cs="Biome"/>
+        </w:rPr>
+        <w:t>Para preparar una entrega conjunta y coherente, cada integrante deberá entregar su sección terminada. Después, el equipo reunirá todas las partes y realizará las siguientes acciones:</w:t>
+      </w:r>
+    </w:p>
+    <w:p>
+      <w:pPr>
+        <w:pStyle w:val="Listaconnmeros"/>
+        <w:numPr>
+          <w:ilvl w:val="0"/>
+          <w:numId w:val="8"/>
+        </w:numPr>
+        <w:tabs>
+          <w:tab w:val="left" w:pos="360"/>
+        </w:tabs>
+        <w:rPr>
+          <w:rFonts w:ascii="Biome" w:hAnsi="Biome" w:cs="Biome"/>
+        </w:rPr>
+      </w:pPr>
+      <w:r>
+        <w:rPr>
+          <w:rFonts w:ascii="Biome" w:hAnsi="Biome" w:cs="Biome"/>
+          <w:b/>
+        </w:rPr>
+        <w:t xml:space="preserve">Reunión de información. </w:t>
+      </w:r>
+      <w:r>
+        <w:rPr>
+          <w:rFonts w:ascii="Biome" w:hAnsi="Biome" w:cs="Biome"/>
+        </w:rPr>
+        <w:t>Recopilar las secciones de todos los integrantes y comprobar que estén completas.</w:t>
+      </w:r>
+    </w:p>
+    <w:p>
+      <w:pPr>
+        <w:pStyle w:val="Listaconnmeros"/>
+        <w:numPr>
+          <w:ilvl w:val="0"/>
+          <w:numId w:val="8"/>
+        </w:numPr>
+        <w:tabs>
+          <w:tab w:val="left" w:pos="360"/>
+        </w:tabs>
+        <w:rPr>
+          <w:rFonts w:ascii="Biome" w:hAnsi="Biome" w:cs="Biome"/>
+        </w:rPr>
+      </w:pPr>
+      <w:r>
+        <w:rPr>
+          <w:rFonts w:ascii="Biome" w:hAnsi="Biome" w:cs="Biome"/>
+          <w:b/>
+        </w:rPr>
+        <w:t xml:space="preserve">Revisión y organización. </w:t>
+      </w:r>
+      <w:r>
+        <w:rPr>
+          <w:rFonts w:ascii="Biome" w:hAnsi="Biome" w:cs="Biome"/>
+        </w:rPr>
+        <w:t>Ordenar los apartados según las indicaciones del trabajo y verificar que las ideas tengan continuidad.</w:t>
+      </w:r>
+    </w:p>
+    <w:p>
+      <w:pPr>
+        <w:pStyle w:val="Listaconnmeros"/>
+        <w:numPr>
+          <w:ilvl w:val="0"/>
+          <w:numId w:val="8"/>
+        </w:numPr>
+        <w:tabs>
+          <w:tab w:val="left" w:pos="360"/>
+        </w:tabs>
+        <w:rPr>
+          <w:rFonts w:ascii="Biome" w:hAnsi="Biome" w:cs="Biome"/>
+        </w:rPr>
+      </w:pPr>
+      <w:r>
+        <w:rPr>
+          <w:rFonts w:ascii="Biome" w:hAnsi="Biome" w:cs="Biome"/>
+          <w:b/>
+        </w:rPr>
+        <w:t xml:space="preserve">Unificación del formato. </w:t>
+      </w:r>
+      <w:r>
+        <w:rPr>
+          <w:rFonts w:ascii="Biome" w:hAnsi="Biome" w:cs="Biome"/>
+        </w:rPr>
+        <w:t>Ajustar títulos, subtítulos, tipografía, espaciado, numeración e imágenes para mantener una presentación uniforme.</w:t>
+      </w:r>
+    </w:p>
+    <w:p>
+      <w:pPr>
+        <w:pStyle w:val="Listaconnmeros"/>
+        <w:numPr>
+          <w:ilvl w:val="0"/>
+          <w:numId w:val="8"/>
+        </w:numPr>
+        <w:tabs>
+          <w:tab w:val="left" w:pos="360"/>
+        </w:tabs>
+        <w:rPr>
+          <w:rFonts w:ascii="Biome" w:hAnsi="Biome" w:cs="Biome"/>
+        </w:rPr>
+      </w:pPr>
+      <w:r>
+        <w:rPr>
+          <w:rFonts w:ascii="Biome" w:hAnsi="Biome" w:cs="Biome"/>
+          <w:b/>
+        </w:rPr>
+        <w:t xml:space="preserve">Edición final. </w:t>
+      </w:r>
+      <w:r>
+        <w:rPr>
+          <w:rFonts w:ascii="Biome" w:hAnsi="Biome" w:cs="Biome"/>
+        </w:rPr>
+        <w:t>Corregir ortografía, redacción, repeticiones y detalles de formato.</w:t>
+      </w:r>
+    </w:p>
+    <w:p>
+      <w:pPr>
+        <w:pStyle w:val="Listaconnmeros"/>
+        <w:numPr>
+          <w:ilvl w:val="0"/>
+          <w:numId w:val="8"/>
+        </w:numPr>
+        <w:tabs>
+          <w:tab w:val="left" w:pos="360"/>
+        </w:tabs>
+        <w:rPr>
+          <w:rFonts w:ascii="Biome" w:hAnsi="Biome" w:cs="Biome"/>
+        </w:rPr>
+      </w:pPr>
+      <w:r>
+        <w:rPr>
+          <w:rFonts w:ascii="Biome" w:hAnsi="Biome" w:cs="Biome"/>
+          <w:b/>
+        </w:rPr>
+        <w:t xml:space="preserve">Entrega del proyecto. </w:t>
+      </w:r>
+      <w:r>
+        <w:rPr>
+          <w:rFonts w:ascii="Biome" w:hAnsi="Biome" w:cs="Biome"/>
+        </w:rPr>
+        <w:t>Guardar el documento final en el formato solicitado y comprobar que esté listo para su presentación.</w:t>
+      </w:r>
+    </w:p>
+    <w:p>
+      <w:pPr>
+        <w:rPr>
+          <w:rFonts w:ascii="Biome" w:hAnsi="Biome" w:cs="Biome"/>
+        </w:rPr>
+      </w:pPr>
+      <w:r>
+        <w:rPr>
+          <w:rFonts w:ascii="Biome" w:hAnsi="Biome" w:cs="Biome"/>
+        </w:rPr>
+        <w:t>Nota: este archivo contiene la sección correspondiente al Integrante 4. Para ensamblar el documento completo del equipo, todavía es necesario incorporar los archivos de los demás integrantes.</w:t>
+      </w:r>
     </w:p>
     <w:p/>
     <w:sectPr>
@@ -2371,7 +2720,7 @@
 </file>
 
 <file path=word/numbering.xml><?xml version="1.0" encoding="utf-8"?>
-<w:numbering xmlns:wpc="http://schemas.microsoft.com/office/word/2010/wordprocessingCanvas" xmlns:cx="http://schemas.microsoft.com/office/drawing/2014/chartex" xmlns:cx1="http://schemas.microsoft.com/office/drawing/2015/9/8/chartex" xmlns:cx2="http://schemas.microsoft.com/office/drawing/2015/10/21/chartex" xmlns:cx3="http://schemas.microsoft.com/office/drawing/2016/5/9/chartex" xmlns:cx4="http://schemas.microsoft.com/office/drawing/2016/5/10/chartex" xmlns:cx5="http://schemas.microsoft.com/office/drawing/2016/5/11/chartex" xmlns:cx6="http://schemas.microsoft.com/office/drawing/2016/5/12/chartex" xmlns:cx7="http://schemas.microsoft.com/office/drawing/2016/5/13/chartex" xmlns:cx8="http://schemas.microsoft.com/office/drawing/2016/5/14/chartex" xmlns:mc="http://schemas.openxmlformats.org/markup-compatibility/2006" xmlns:aink="http://schemas.microsoft.com/office/drawing/2016/ink" xmlns:am3d="http://schemas.microsoft.com/office/drawing/2017/model3d" xmlns:o="urn:schemas-microsoft-com:office:office" xmlns:r="http://schemas.openxmlformats.org/officeDocument/2006/relationships" xmlns:m="http://schemas.openxmlformats.org/officeDocument/2006/math" xmlns:v="urn:schemas-microsoft-com:vml" xmlns:wp14="http://schemas.microsoft.com/office/word/2010/wordprocessingDrawing" xmlns:wp="http://schemas.openxmlformats.org/drawingml/2006/wordprocessingDrawing" xmlns:w10="urn:schemas-microsoft-com:office:word" xmlns:w="http://schemas.openxmlformats.org/wordprocessingml/2006/main" xmlns:w14="http://schemas.microsoft.com/office/word/2010/wordml" xmlns:w15="http://schemas.microsoft.com/office/word/2012/wordml" xmlns:w16cex="http://schemas.microsoft.com/office/word/2018/wordml/cex" xmlns:w16cid="http://schemas.microsoft.com/office/word/2016/wordml/cid" xmlns:w16="http://schemas.microsoft.com/office/word/2018/wordml" xmlns:w16se="http://schemas.microsoft.com/office/word/2015/wordml/symex" xmlns:wpg="http://schemas.microsoft.com/office/word/2010/wordprocessingGroup" xmlns:wpi="http://schemas.microsoft.com/office/word/2010/wordprocessingInk" xmlns:wne="http://schemas.microsoft.com/office/word/2006/wordml" xmlns:wps="http://schemas.microsoft.com/office/word/2010/wordprocessingShape" mc:Ignorable="w14 w15 w16se w16cid w16 w16cex wp14">
+<w:numbering xmlns:wpc="http://schemas.microsoft.com/office/word/2010/wordprocessingCanvas" xmlns:cx="http://schemas.microsoft.com/office/drawing/2014/chartex" xmlns:cx1="http://schemas.microsoft.com/office/drawing/2015/9/8/chartex" xmlns:cx2="http://schemas.microsoft.com/office/drawing/2015/10/21/chartex" xmlns:cx3="http://schemas.microsoft.com/office/drawing/2016/5/9/chartex" xmlns:cx4="http://schemas.microsoft.com/office/drawing/2016/5/10/chartex" xmlns:cx5="http://schemas.microsoft.com/office/drawing/2016/5/11/chartex" xmlns:cx6="http://schemas.microsoft.com/office/drawing/2016/5/12/chartex" xmlns:cx7="http://schemas.microsoft.com/office/drawing/2016/5/13/chartex" xmlns:cx8="http://schemas.microsoft.com/office/drawing/2016/5/14/chartex" xmlns:mc="http://schemas.openxmlformats.org/markup-compatibility/2006" xmlns:aink="http://schemas.microsoft.com/office/drawing/2016/ink" xmlns:am3d="http://schemas.microsoft.com/office/drawing/2017/model3d" xmlns:o="urn:schemas-microsoft-com:office:office" xmlns:oel="http://schemas.microsoft.com/office/2019/extlst" xmlns:r="http://schemas.openxmlformats.org/officeDocument/2006/relationships" xmlns:m="http://schemas.openxmlformats.org/officeDocument/2006/math" xmlns:v="urn:schemas-microsoft-com:vml" xmlns:wp14="http://schemas.microsoft.com/office/word/2010/wordprocessingDrawing" xmlns:wp="http://schemas.openxmlformats.org/drawingml/2006/wordprocessingDrawing" xmlns:w10="urn:schemas-microsoft-com:office:word" xmlns:w="http://schemas.openxmlformats.org/wordprocessingml/2006/main" xmlns:w14="http://schemas.microsoft.com/office/word/2010/wordml" xmlns:w15="http://schemas.microsoft.com/office/word/2012/wordml" xmlns:w16cex="http://schemas.microsoft.com/office/word/2018/wordml/cex" xmlns:w16cid="http://schemas.microsoft.com/office/word/2016/wordml/cid" xmlns:w16="http://schemas.microsoft.com/office/word/2018/wordml" xmlns:w16du="http://schemas.microsoft.com/office/word/2023/wordml/word16du" xmlns:w16sdtdh="http://schemas.microsoft.com/office/word/2020/wordml/sdtdatahash" xmlns:w16se="http://schemas.microsoft.com/office/word/2015/wordml/symex" xmlns:wpg="http://schemas.microsoft.com/office/word/2010/wordprocessingGroup" xmlns:wpi="http://schemas.microsoft.com/office/word/2010/wordprocessingInk" xmlns:wne="http://schemas.microsoft.com/office/word/2006/wordml" xmlns:wps="http://schemas.microsoft.com/office/word/2010/wordprocessingShape" mc:Ignorable="w14 w15 w16se w16cid w16 w16cex w16sdtdh w16du wp14">
   <w:abstractNum w:abstractNumId="0" w15:restartNumberingAfterBreak="0">
     <w:nsid w:val="148D2307"/>
     <w:multiLevelType w:val="multilevel"/>
@@ -3207,6 +3556,122 @@
     </w:lvl>
   </w:abstractNum>
   <w:abstractNum w:abstractNumId="6" w15:restartNumberingAfterBreak="0">
+    <w:nsid w:val="5FA87C30"/>
+    <w:multiLevelType w:val="multilevel"/>
+    <w:tmpl w:val="2BC809D2"/>
+    <w:lvl w:ilvl="0">
+      <w:start w:val="1"/>
+      <w:numFmt w:val="decimal"/>
+      <w:lvlText w:val="%1."/>
+      <w:lvlJc w:val="left"/>
+      <w:pPr>
+        <w:tabs>
+          <w:tab w:val="num" w:pos="360"/>
+        </w:tabs>
+        <w:ind w:left="360" w:hanging="360"/>
+      </w:pPr>
+      <w:rPr>
+        <w:rFonts w:ascii="Times New Roman" w:hAnsi="Times New Roman" w:cs="Times New Roman" w:hint="default"/>
+      </w:rPr>
+    </w:lvl>
+    <w:lvl w:ilvl="1">
+      <w:start w:val="1"/>
+      <w:numFmt w:val="decimal"/>
+      <w:lvlText w:val="%2."/>
+      <w:lvlJc w:val="left"/>
+      <w:pPr>
+        <w:tabs>
+          <w:tab w:val="num" w:pos="1440"/>
+        </w:tabs>
+        <w:ind w:left="1440" w:hanging="360"/>
+      </w:pPr>
+    </w:lvl>
+    <w:lvl w:ilvl="2">
+      <w:start w:val="1"/>
+      <w:numFmt w:val="decimal"/>
+      <w:lvlText w:val="%3."/>
+      <w:lvlJc w:val="left"/>
+      <w:pPr>
+        <w:tabs>
+          <w:tab w:val="num" w:pos="2160"/>
+        </w:tabs>
+        <w:ind w:left="2160" w:hanging="360"/>
+      </w:pPr>
+    </w:lvl>
+    <w:lvl w:ilvl="3">
+      <w:start w:val="1"/>
+      <w:numFmt w:val="decimal"/>
+      <w:lvlText w:val="%4."/>
+      <w:lvlJc w:val="left"/>
+      <w:pPr>
+        <w:tabs>
+          <w:tab w:val="num" w:pos="2880"/>
+        </w:tabs>
+        <w:ind w:left="2880" w:hanging="360"/>
+      </w:pPr>
+    </w:lvl>
+    <w:lvl w:ilvl="4">
+      <w:start w:val="1"/>
+      <w:numFmt w:val="decimal"/>
+      <w:lvlText w:val="%5."/>
+      <w:lvlJc w:val="left"/>
+      <w:pPr>
+        <w:tabs>
+          <w:tab w:val="num" w:pos="3600"/>
+        </w:tabs>
+        <w:ind w:left="3600" w:hanging="360"/>
+      </w:pPr>
+    </w:lvl>
+    <w:lvl w:ilvl="5">
+      <w:start w:val="1"/>
+      <w:numFmt w:val="decimal"/>
+      <w:lvlText w:val="%6."/>
+      <w:lvlJc w:val="left"/>
+      <w:pPr>
+        <w:tabs>
+          <w:tab w:val="num" w:pos="4320"/>
+        </w:tabs>
+        <w:ind w:left="4320" w:hanging="360"/>
+      </w:pPr>
+    </w:lvl>
+    <w:lvl w:ilvl="6">
+      <w:start w:val="1"/>
+      <w:numFmt w:val="decimal"/>
+      <w:lvlText w:val="%7."/>
+      <w:lvlJc w:val="left"/>
+      <w:pPr>
+        <w:tabs>
+          <w:tab w:val="num" w:pos="5040"/>
+        </w:tabs>
+        <w:ind w:left="5040" w:hanging="360"/>
+      </w:pPr>
+    </w:lvl>
+    <w:lvl w:ilvl="7">
+      <w:start w:val="1"/>
+      <w:numFmt w:val="decimal"/>
+      <w:lvlText w:val="%8."/>
+      <w:lvlJc w:val="left"/>
+      <w:pPr>
+        <w:tabs>
+          <w:tab w:val="num" w:pos="5760"/>
+        </w:tabs>
+        <w:ind w:left="5760" w:hanging="360"/>
+      </w:pPr>
+    </w:lvl>
+    <w:lvl w:ilvl="8">
+      <w:start w:val="1"/>
+      <w:numFmt w:val="decimal"/>
+      <w:lvlText w:val="%9."/>
+      <w:lvlJc w:val="left"/>
+      <w:pPr>
+        <w:tabs>
+          <w:tab w:val="num" w:pos="6480"/>
+        </w:tabs>
+        <w:ind w:left="6480" w:hanging="360"/>
+      </w:pPr>
+    </w:lvl>
+  </w:abstractNum>
+  <w:abstractNum w:abstractNumId="7" w15:restartNumberingAfterBreak="0">
     <w:nsid w:val="735E387F"/>
     <w:multiLevelType w:val="multilevel"/>
     <w:tmpl w:val="3FE48CE4"/>
@@ -3351,32 +3816,62 @@
       </w:rPr>
     </w:lvl>
   </w:abstractNum>
-  <w:num w:numId="1">
+  <w:num w:numId="1" w16cid:durableId="1303121626">
     <w:abstractNumId w:val="0"/>
   </w:num>
-  <w:num w:numId="2">
+  <w:num w:numId="2" w16cid:durableId="1217742220">
     <w:abstractNumId w:val="4"/>
   </w:num>
-  <w:num w:numId="3">
+  <w:num w:numId="3" w16cid:durableId="1141850897">
     <w:abstractNumId w:val="3"/>
   </w:num>
-  <w:num w:numId="4">
+  <w:num w:numId="4" w16cid:durableId="113377522">
     <w:abstractNumId w:val="5"/>
   </w:num>
-  <w:num w:numId="5">
+  <w:num w:numId="5" w16cid:durableId="248317072">
     <w:abstractNumId w:val="1"/>
   </w:num>
-  <w:num w:numId="6">
+  <w:num w:numId="6" w16cid:durableId="796797300">
+    <w:abstractNumId w:val="7"/>
+  </w:num>
+  <w:num w:numId="7" w16cid:durableId="911159306">
+    <w:abstractNumId w:val="2"/>
+  </w:num>
+  <w:num w:numId="8" w16cid:durableId="1824999938">
     <w:abstractNumId w:val="6"/>
-  </w:num>
-  <w:num w:numId="7">
-    <w:abstractNumId w:val="2"/>
+    <w:lvlOverride w:ilvl="0">
+      <w:startOverride w:val="1"/>
+    </w:lvlOverride>
+    <w:lvlOverride w:ilvl="1">
+      <w:startOverride w:val="1"/>
+    </w:lvlOverride>
+    <w:lvlOverride w:ilvl="2">
+      <w:startOverride w:val="1"/>
+    </w:lvlOverride>
+    <w:lvlOverride w:ilvl="3">
+      <w:startOverride w:val="1"/>
+    </w:lvlOverride>
+    <w:lvlOverride w:ilvl="4">
+      <w:startOverride w:val="1"/>
+    </w:lvlOverride>
+    <w:lvlOverride w:ilvl="5">
+      <w:startOverride w:val="1"/>
+    </w:lvlOverride>
+    <w:lvlOverride w:ilvl="6">
+      <w:startOverride w:val="1"/>
+    </w:lvlOverride>
+    <w:lvlOverride w:ilvl="7">
+      <w:startOverride w:val="1"/>
+    </w:lvlOverride>
+    <w:lvlOverride w:ilvl="8">
+      <w:startOverride w:val="1"/>
+    </w:lvlOverride>
   </w:num>
 </w:numbering>
 </file>
 
 <file path=word/styles.xml><?xml version="1.0" encoding="utf-8"?>
-<w:styles xmlns:mc="http://schemas.openxmlformats.org/markup-compatibility/2006" xmlns:r="http://schemas.openxmlformats.org/officeDocument/2006/relationships" xmlns:w="http://schemas.openxmlformats.org/wordprocessingml/2006/main" xmlns:w14="http://schemas.microsoft.com/office/word/2010/wordml" xmlns:w15="http://schemas.microsoft.com/office/word/2012/wordml" xmlns:w16cex="http://schemas.microsoft.com/office/word/2018/wordml/cex" xmlns:w16cid="http://schemas.microsoft.com/office/word/2016/wordml/cid" xmlns:w16="http://schemas.microsoft.com/office/word/2018/wordml" xmlns:w16se="http://schemas.microsoft.com/office/word/2015/wordml/symex" mc:Ignorable="w14 w15 w16se w16cid w16 w16cex">
+<w:styles xmlns:mc="http://schemas.openxmlformats.org/markup-compatibility/2006" xmlns:r="http://schemas.openxmlformats.org/officeDocument/2006/relationships" xmlns:w="http://schemas.openxmlformats.org/wordprocessingml/2006/main" xmlns:w14="http://schemas.microsoft.com/office/word/2010/wordml" xmlns:w15="http://schemas.microsoft.com/office/word/2012/wordml" xmlns:w16cex="http://schemas.microsoft.com/office/word/2018/wordml/cex" xmlns:w16cid="http://schemas.microsoft.com/office/word/2016/wordml/cid" xmlns:w16="http://schemas.microsoft.com/office/word/2018/wordml" xmlns:w16du="http://schemas.microsoft.com/office/word/2023/wordml/word16du" xmlns:w16sdtdh="http://schemas.microsoft.com/office/word/2020/wordml/sdtdatahash" xmlns:w16se="http://schemas.microsoft.com/office/word/2015/wordml/symex" mc:Ignorable="w14 w15 w16se w16cid w16 w16cex w16sdtdh w16du">
   <w:docDefaults>
     <w:rPrDefault>
       <w:rPr>
@@ -3992,6 +4487,28 @@
       <w:lang w:val="es-US" w:eastAsia="es-MX"/>
     </w:rPr>
   </w:style>
+  <w:style w:type="paragraph" w:styleId="Listaconnmeros">
+    <w:name w:val="List Number"/>
+    <w:basedOn w:val="Normal"/>
+    <w:uiPriority w:val="99"/>
+    <w:semiHidden/>
+    <w:unhideWhenUsed/>
+    <w:rsid w:val="002116EE"/>
+    <w:pPr>
+      <w:tabs>
+        <w:tab w:val="left" w:pos="360"/>
+      </w:tabs>
+      <w:spacing w:before="100" w:beforeAutospacing="1" w:after="200" w:line="273" w:lineRule="auto"/>
+      <w:ind w:left="360" w:hanging="360"/>
+      <w:contextualSpacing/>
+    </w:pPr>
+    <w:rPr>
+      <w:rFonts w:ascii="Arial" w:eastAsia="MS Mincho" w:hAnsi="Arial" w:cs="Times New Roman"/>
+      <w:kern w:val="0"/>
+      <w:lang w:eastAsia="es-MX"/>
+      <w14:ligatures w14:val="none"/>
+    </w:rPr>
+  </w:style>
 </w:styles>
 </file>
 
